--- a/lesson-plans/5-الرابطة-الأيونية-الترتيب-النقطي-للمركبات.docx
+++ b/lesson-plans/5-الرابطة-الأيونية-الترتيب-النقطي-للمركبات.docx
@@ -1084,7 +1084,7 @@
                 <w:b w:val="0"/>
                 <w:sz w:val="26"/>
               </w:rPr>
-              <w:t>الكتاب المدرسي – البطاقات التشجيعية – الشاشة الذكية – الجدول الدوري</w:t>
+              <w:t>الكتاب المدرسي – البطاقات التشجيعية – الشاشة الذكية – الجدول الدوري – الكتاب الحي (index.html) على أجهزة الطالبات أو الشاشة الذكية</w:t>
             </w:r>
           </w:p>
         </w:tc>
@@ -1224,7 +1224,7 @@
                 <w:b/>
                 <w:sz w:val="26"/>
               </w:rPr>
-              <w:t>لغز الشحنات</w:t>
+              <w:t>ميزان الشحنات الغامض</w:t>
             </w:r>
           </w:p>
         </w:tc>
@@ -1279,6 +1279,19 @@
                 <w:b w:val="0"/>
                 <w:sz w:val="26"/>
               </w:rPr>
+              <w:t>الأداة: السؤال المحفز على السبورة</w:t>
+            </w:r>
+          </w:p>
+          <w:p>
+            <w:pPr>
+              <w:bidi/>
+            </w:pPr>
+            <w:r>
+              <w:rPr>
+                <w:rFonts w:ascii="Arial" w:hAnsi="Arial" w:cs="Arial"/>
+                <w:b w:val="0"/>
+                <w:sz w:val="26"/>
+              </w:rPr>
               <w:t>يحقق الهدف المعرفي 2          الزمن: 5 د</w:t>
             </w:r>
           </w:p>
@@ -1314,7 +1327,7 @@
                 <w:b w:val="0"/>
                 <w:sz w:val="26"/>
               </w:rPr>
-              <w:t>أسجل إجابات الطالبات دون تصحيح، ثم أربط ذلك بموضوع الدرس.</w:t>
+              <w:t>أسجل إجابات الطالبات دون تصحيح، ثم أربط ذلك بموضوع الدرس: كيف نضبط عدد الذرات حتى تتعادل الشحنات؟</w:t>
             </w:r>
           </w:p>
         </w:tc>
@@ -1393,7 +1406,7 @@
                 <w:b/>
                 <w:sz w:val="26"/>
               </w:rPr>
-              <w:t>النمذجة: كلوريد الصوديوم</w:t>
+              <w:t>مختبر التبادل: خطوة بخطوة</w:t>
             </w:r>
           </w:p>
         </w:tc>
@@ -1435,7 +1448,7 @@
                 <w:b w:val="0"/>
                 <w:sz w:val="26"/>
               </w:rPr>
-              <w:t>استراتيجية: (النمذجة، السبب والنتيجة)</w:t>
+              <w:t>استراتيجية: (التعلم الذاتي الرقمي والنمذجة)</w:t>
             </w:r>
           </w:p>
           <w:p>
@@ -1448,7 +1461,20 @@
                 <w:b w:val="0"/>
                 <w:sz w:val="26"/>
               </w:rPr>
-              <w:t>يحقق الهدف المعرفي 1، 2 والهدف المهاري 1          الزمن: 10 د</w:t>
+              <w:t>الأداة: الكتاب الحي (index.html) – صفحات: مجموع الشحنات متساوٍ، طريقة التبادل، البوتاسيوم مع الكلور، خطوة بخطوة، الكالسيوم مع الأكسجين والفلور</w:t>
+            </w:r>
+          </w:p>
+          <w:p>
+            <w:pPr>
+              <w:bidi/>
+            </w:pPr>
+            <w:r>
+              <w:rPr>
+                <w:rFonts w:ascii="Arial" w:hAnsi="Arial" w:cs="Arial"/>
+                <w:b w:val="0"/>
+                <w:sz w:val="26"/>
+              </w:rPr>
+              <w:t>يحقق الهدف المعرفي 1، 2، 3 والهدف المهاري 1          الزمن: 10 د</w:t>
             </w:r>
           </w:p>
         </w:tc>
@@ -1470,7 +1496,7 @@
                 <w:b w:val="0"/>
                 <w:sz w:val="26"/>
               </w:rPr>
-              <w:t>أعرض مثال (1): Na· + ·Cl: → Na⁺ [:Cl:]⁻ ← NaCl، وأوجّه الطالبات لحساب مجموع الشحنات قبل التفاعل (0 + 0 = 0) وبعده (+1 + (−1) = 0).</w:t>
+              <w:t>تتابع كل طالبة الصفحات التفاعلية، وتطبق قانون حفظ الشحنة: مجموع الشحنات قبل التفاعل = مجموعها بعد التفاعل (0 + 0 = (+1) + (−1) = 0).</w:t>
             </w:r>
           </w:p>
           <w:p>
@@ -1483,7 +1509,7 @@
                 <w:b w:val="0"/>
                 <w:sz w:val="26"/>
               </w:rPr>
-              <w:t>ثم أعرض قانون حفظ الشحنة: مجموع الشحنات الكهربائية الكلية للمواد المتفاعلة يساوي مجموع الشحنات الكهربائية الكلية للمواد الناتجة.</w:t>
+              <w:t>أوضح طريقة التبادل: نبدّل عدد الإلكترونات بين الذرتين ونكتب العدد أمام الذرة المقابلة، مع الاختصار عند وجود عامل مشترك. ثم أتابع أخطاء الطالبات على الشاشة الذكية.</w:t>
             </w:r>
           </w:p>
         </w:tc>
@@ -1523,7 +1549,7 @@
                 <w:b/>
                 <w:sz w:val="26"/>
               </w:rPr>
-              <w:t>المحقق العلمي: MgO وK₂O</w:t>
+              <w:t>ملح الطعام وأخواته: تمرينا (1) و(2)</w:t>
             </w:r>
           </w:p>
         </w:tc>
@@ -1565,7 +1591,7 @@
                 <w:b w:val="0"/>
                 <w:sz w:val="26"/>
               </w:rPr>
-              <w:t>استراتيجية: (المحقق العلمي، التعلم التعاوني)</w:t>
+              <w:t>استراتيجية: (تطوير النماذج واستخدامها، التعلم التعاوني)</w:t>
             </w:r>
           </w:p>
           <w:p>
@@ -1578,7 +1604,20 @@
                 <w:b w:val="0"/>
                 <w:sz w:val="26"/>
               </w:rPr>
-              <w:t>يحقق الهدف المعرفي 3، 4 والهدف المهاري 2          الزمن: 10 د</w:t>
+              <w:t>الأداة: الكتاب المدرسي – تمرين (1) وتمرين (2) صفحة 116</w:t>
+            </w:r>
+          </w:p>
+          <w:p>
+            <w:pPr>
+              <w:bidi/>
+            </w:pPr>
+            <w:r>
+              <w:rPr>
+                <w:rFonts w:ascii="Arial" w:hAnsi="Arial" w:cs="Arial"/>
+                <w:b w:val="0"/>
+                <w:sz w:val="26"/>
+              </w:rPr>
+              <w:t>يحقق الهدف المهاري 1، 2 والهدف الوجداني 1          الزمن: 10 د</w:t>
             </w:r>
           </w:p>
         </w:tc>
@@ -1600,7 +1639,7 @@
                 <w:b w:val="0"/>
                 <w:sz w:val="26"/>
               </w:rPr>
-              <w:t>أعرض مثال (2) MgO ومثال (4) K₂O: 2K· + ·Ö: → 2K⁺ [:Ö:]²⁻ ← K₂O. أوجّه المجموعات لملاحظة أن ذرة الأكسجين تحتاج إلى إلكترونين، بينما تفقد ذرة البوتاسيوم إلكترونًا واحدًا، فتحتاج ذرتين منه.</w:t>
+              <w:t>أطلب من المجموعات تمثيل تكوّن كلوريد البوتاسيوم KCl من تمرين (1)، وأكسيد الكالسيوم CaO من تمرين (2)، بالترتيب النقطي ثم بطريقة التبادل.</w:t>
             </w:r>
           </w:p>
           <w:p>
@@ -1613,7 +1652,7 @@
                 <w:b w:val="0"/>
                 <w:sz w:val="26"/>
               </w:rPr>
-              <w:t>أوضح طريقة التبادل: نبدّل عدد الإلكترونات (الشحنات) بين الذرتين ونكتب العدد أمام الذرة المقابلة، مع الاختصار عند وجود عامل مشترك.</w:t>
+              <w:t>أناقش الحلول، وأوجّه الطالبات لملاحظة أن كل معادلة يجب أن يكون مجموع شحناتها صفرًا، ثم أكتب الصيغة النهائية وأسمّي كل مركب.</w:t>
             </w:r>
           </w:p>
         </w:tc>
@@ -1653,7 +1692,7 @@
                 <w:b/>
                 <w:sz w:val="26"/>
               </w:rPr>
-              <w:t>تطبيق على طريقة التبادل</w:t>
+              <w:t>قضية الكالسيوم والفلور: تمرين (3)</w:t>
             </w:r>
           </w:p>
         </w:tc>
@@ -1695,7 +1734,7 @@
                 <w:b w:val="0"/>
                 <w:sz w:val="26"/>
               </w:rPr>
-              <w:t>استراتيجية: (تطوير النماذج واستخدامها، التعلم التعاوني)</w:t>
+              <w:t>استراتيجية: (المحقق العلمي، السبب والنتيجة)</w:t>
             </w:r>
           </w:p>
           <w:p>
@@ -1708,7 +1747,20 @@
                 <w:b w:val="0"/>
                 <w:sz w:val="26"/>
               </w:rPr>
-              <w:t>يحقق الهدف المهاري 1، 2 والهدف الوجداني 1          الزمن: 10 د</w:t>
+              <w:t>الأداة: الكتاب المدرسي – تمرين (3) صفحة 119، والمثال (5) صفحة 118</w:t>
+            </w:r>
+          </w:p>
+          <w:p>
+            <w:pPr>
+              <w:bidi/>
+            </w:pPr>
+            <w:r>
+              <w:rPr>
+                <w:rFonts w:ascii="Arial" w:hAnsi="Arial" w:cs="Arial"/>
+                <w:b w:val="0"/>
+                <w:sz w:val="26"/>
+              </w:rPr>
+              <w:t>يحقق الهدف المهاري 2، 4 والهدف المعرفي 4          الزمن: 10 د</w:t>
             </w:r>
           </w:p>
         </w:tc>
@@ -1730,7 +1782,7 @@
                 <w:b w:val="0"/>
                 <w:sz w:val="26"/>
               </w:rPr>
-              <w:t>أطلب من المجموعات تمثيل الترتيب النقطي لتكوين كلوريد البوتاسيوم (KCl) وأكسيد الكالسيوم (CaO) وفلوريد الكالسيوم (CaF₂) وفق تمارين الكتاب صفحتي 116 و118.</w:t>
+              <w:t>أطلب من المجموعات حل تمرين (3): تمثيل الترتيب النقطي لارتباط الكالسيوم مع الفلور، ثم كتابة نوع الرابطة واسم المركب الناتج CaF₂.</w:t>
             </w:r>
           </w:p>
           <w:p>
@@ -1743,7 +1795,7 @@
                 <w:b w:val="0"/>
                 <w:sz w:val="26"/>
               </w:rPr>
-              <w:t>ثم أستخدم مثال (5) نيتريد الليثيوم: 3Li· + ·N: → 3Li⁺ [:N:]³⁻ ← Li₃N. أناقش الحلول وأتابع تطبيق قانون حفظ الشحنة.</w:t>
+              <w:t>أعرض المثال (5) نيتريد الليثيوم Li₃N، وأسأل: لماذا نحتاج ثلاث ذرات ليثيوم لذرة نيتروجين واحدة؟ ثم أستنتج مع الطالبات السبب والنتيجة.</w:t>
             </w:r>
           </w:p>
         </w:tc>
@@ -1842,7 +1894,7 @@
                 <w:b w:val="0"/>
                 <w:sz w:val="26"/>
               </w:rPr>
-              <w:t>أطلب من كل مجموعة تمثيل تكوّن MgCl₂ بالترتيب النقطي والتحقق من مجموع الشحنات، ثم تحل الطالبات تمرين (3) صفحة 119 بصورة فردية.</w:t>
+              <w:t>أطلب من كل مجموعة تمثيل تكوّن MgCl₂ بالترتيب النقطي والتحقق من مجموع الشحنات، ثم تحل الطالبات بصورة فردية تمرين (3) صفحة 119 إن لم يُنجز.</w:t>
             </w:r>
           </w:p>
           <w:p>
@@ -1906,7 +1958,7 @@
                 <w:b w:val="0"/>
                 <w:sz w:val="26"/>
               </w:rPr>
-              <w:t>التقويم اللاصفي: حل تمرين (2) صفحة 116 كاملًا، ومراجعة إجابة السؤال: كيف يرتبط المغنيسيوم بالكلور؟</w:t>
+              <w:t>التقويم اللاصفي: حل تمرين (2) صفحة 116 كاملًا، ومراجعة الصيغ الكيميائية للمركبات الأيونية في الدرس.</w:t>
             </w:r>
           </w:p>
         </w:tc>

--- a/lesson-plans/5-الرابطة-الأيونية-الترتيب-النقطي-للمركبات.docx
+++ b/lesson-plans/5-الرابطة-الأيونية-الترتيب-النقطي-للمركبات.docx
@@ -660,7 +660,6 @@
         <w:tblW w:type="auto" w:w="0"/>
         <w:tblLayout w:type="fixed"/>
         <w:tblLook w:firstColumn="1" w:firstRow="1" w:lastColumn="0" w:lastRow="0" w:noHBand="0" w:noVBand="1" w:val="04A0"/>
-        <w:bidiVisual/>
       </w:tblPr>
       <w:tblGrid>
         <w:gridCol w:w="4513"/>
@@ -678,9 +677,9 @@
             <w:r/>
             <w:r>
               <w:rPr>
-                <w:rFonts w:ascii="Arial" w:hAnsi="Arial" w:cs="Arial"/>
+                <w:rFonts w:ascii="Times New Roman" w:hAnsi="Times New Roman" w:cs="Times New Roman"/>
                 <w:b w:val="0"/>
-                <w:sz w:val="26"/>
+                <w:sz w:val="28"/>
               </w:rPr>
               <w:t>الروابط الكيميائية</w:t>
             </w:r>
@@ -698,9 +697,9 @@
             <w:r/>
             <w:r>
               <w:rPr>
-                <w:rFonts w:ascii="Arial" w:hAnsi="Arial" w:cs="Arial"/>
+                <w:rFonts w:ascii="Times New Roman" w:hAnsi="Times New Roman" w:cs="Times New Roman"/>
                 <w:b/>
-                <w:sz w:val="26"/>
+                <w:sz w:val="28"/>
               </w:rPr>
               <w:t>الوحدة</w:t>
             </w:r>
@@ -719,9 +718,9 @@
             <w:r/>
             <w:r>
               <w:rPr>
-                <w:rFonts w:ascii="Arial" w:hAnsi="Arial" w:cs="Arial"/>
+                <w:rFonts w:ascii="Times New Roman" w:hAnsi="Times New Roman" w:cs="Times New Roman"/>
                 <w:b w:val="0"/>
-                <w:sz w:val="26"/>
+                <w:sz w:val="28"/>
               </w:rPr>
               <w:t>الرابطة الأيونية والمركبات الأيونية</w:t>
             </w:r>
@@ -739,9 +738,9 @@
             <w:r/>
             <w:r>
               <w:rPr>
-                <w:rFonts w:ascii="Arial" w:hAnsi="Arial" w:cs="Arial"/>
+                <w:rFonts w:ascii="Times New Roman" w:hAnsi="Times New Roman" w:cs="Times New Roman"/>
                 <w:b/>
-                <w:sz w:val="26"/>
+                <w:sz w:val="28"/>
               </w:rPr>
               <w:t>الفصل</w:t>
             </w:r>
@@ -760,9 +759,9 @@
             <w:r/>
             <w:r>
               <w:rPr>
-                <w:rFonts w:ascii="Arial" w:hAnsi="Arial" w:cs="Arial"/>
+                <w:rFonts w:ascii="Times New Roman" w:hAnsi="Times New Roman" w:cs="Times New Roman"/>
                 <w:b w:val="0"/>
-                <w:sz w:val="26"/>
+                <w:sz w:val="28"/>
               </w:rPr>
               <w:t>الرابطة الأيونية (الترتيب الإلكتروني النقطي المكون للمركبات الأيونية)</w:t>
             </w:r>
@@ -780,9 +779,9 @@
             <w:r/>
             <w:r>
               <w:rPr>
-                <w:rFonts w:ascii="Arial" w:hAnsi="Arial" w:cs="Arial"/>
+                <w:rFonts w:ascii="Times New Roman" w:hAnsi="Times New Roman" w:cs="Times New Roman"/>
                 <w:b/>
-                <w:sz w:val="26"/>
+                <w:sz w:val="28"/>
               </w:rPr>
               <w:t>الدرس</w:t>
             </w:r>
@@ -801,7 +800,6 @@
         <w:tblW w:type="auto" w:w="0"/>
         <w:tblLayout w:type="fixed"/>
         <w:tblLook w:firstColumn="1" w:firstRow="1" w:lastColumn="0" w:lastRow="0" w:noHBand="0" w:noVBand="1" w:val="04A0"/>
-        <w:bidiVisual/>
       </w:tblPr>
       <w:tblGrid>
         <w:gridCol w:w="4513"/>
@@ -820,9 +818,9 @@
             <w:r/>
             <w:r>
               <w:rPr>
-                <w:rFonts w:ascii="Arial" w:hAnsi="Arial" w:cs="Arial"/>
+                <w:rFonts w:ascii="Times New Roman" w:hAnsi="Times New Roman" w:cs="Times New Roman"/>
                 <w:b/>
-                <w:sz w:val="26"/>
+                <w:sz w:val="28"/>
               </w:rPr>
               <w:t>الأهداف السلوكية:</w:t>
             </w:r>
@@ -840,9 +838,9 @@
             <w:r/>
             <w:r>
               <w:rPr>
-                <w:rFonts w:ascii="Arial" w:hAnsi="Arial" w:cs="Arial"/>
+                <w:rFonts w:ascii="Times New Roman" w:hAnsi="Times New Roman" w:cs="Times New Roman"/>
                 <w:b/>
-                <w:sz w:val="26"/>
+                <w:sz w:val="28"/>
               </w:rPr>
               <w:t>بعد الانتهاء من الدرس ستكون المتعلمة قادرة على أن:</w:t>
             </w:r>
@@ -862,9 +860,9 @@
             <w:r/>
             <w:r>
               <w:rPr>
-                <w:rFonts w:ascii="Arial" w:hAnsi="Arial" w:cs="Arial"/>
+                <w:rFonts w:ascii="Times New Roman" w:hAnsi="Times New Roman" w:cs="Times New Roman"/>
                 <w:b/>
-                <w:sz w:val="26"/>
+                <w:sz w:val="28"/>
               </w:rPr>
               <w:t>الأهداف المعرفية:</w:t>
             </w:r>
@@ -881,50 +879,50 @@
             <w:r/>
             <w:r>
               <w:rPr>
-                <w:rFonts w:ascii="Arial" w:hAnsi="Arial" w:cs="Arial"/>
+                <w:rFonts w:ascii="Times New Roman" w:hAnsi="Times New Roman" w:cs="Times New Roman"/>
                 <w:b w:val="0"/>
-                <w:sz w:val="26"/>
-              </w:rPr>
-              <w:t>1. تكتب الترتيب الإلكتروني النقطي لتكوين المركبات الأيونية (NaCl، MgO، K₂O، Li₃N).</w:t>
-            </w:r>
-          </w:p>
-          <w:p>
-            <w:pPr>
-              <w:bidi/>
-            </w:pPr>
-            <w:r>
-              <w:rPr>
-                <w:rFonts w:ascii="Arial" w:hAnsi="Arial" w:cs="Arial"/>
+                <w:sz w:val="28"/>
+              </w:rPr>
+              <w:t>١. تكتب الترتيب الإلكتروني النقطي لتكوين المركبات الأيونية (NaCl، MgO، K₂O، Li₃N).</w:t>
+            </w:r>
+          </w:p>
+          <w:p>
+            <w:pPr>
+              <w:bidi/>
+            </w:pPr>
+            <w:r>
+              <w:rPr>
+                <w:rFonts w:ascii="Times New Roman" w:hAnsi="Times New Roman" w:cs="Times New Roman"/>
                 <w:b w:val="0"/>
-                <w:sz w:val="26"/>
-              </w:rPr>
-              <w:t>2. تطبق قانون حفظ الشحنة في معادلة تكوين المركب الأيوني.</w:t>
-            </w:r>
-          </w:p>
-          <w:p>
-            <w:pPr>
-              <w:bidi/>
-            </w:pPr>
-            <w:r>
-              <w:rPr>
-                <w:rFonts w:ascii="Arial" w:hAnsi="Arial" w:cs="Arial"/>
+                <w:sz w:val="28"/>
+              </w:rPr>
+              <w:t>٢. تطبق قانون حفظ الشحنة في معادلة تكوين المركب الأيوني.</w:t>
+            </w:r>
+          </w:p>
+          <w:p>
+            <w:pPr>
+              <w:bidi/>
+            </w:pPr>
+            <w:r>
+              <w:rPr>
+                <w:rFonts w:ascii="Times New Roman" w:hAnsi="Times New Roman" w:cs="Times New Roman"/>
                 <w:b w:val="0"/>
-                <w:sz w:val="26"/>
-              </w:rPr>
-              <w:t>3. تفسّر سبب احتياج بعض المركبات إلى أكثر من ذرة من أحد العناصر (ذرتان من K وذرة من O).</w:t>
-            </w:r>
-          </w:p>
-          <w:p>
-            <w:pPr>
-              <w:bidi/>
-            </w:pPr>
-            <w:r>
-              <w:rPr>
-                <w:rFonts w:ascii="Arial" w:hAnsi="Arial" w:cs="Arial"/>
+                <w:sz w:val="28"/>
+              </w:rPr>
+              <w:t>٣. تفسّر سبب احتياج بعض المركبات إلى أكثر من ذرة من أحد العناصر (ذرتان من K وذرة من O).</w:t>
+            </w:r>
+          </w:p>
+          <w:p>
+            <w:pPr>
+              <w:bidi/>
+            </w:pPr>
+            <w:r>
+              <w:rPr>
+                <w:rFonts w:ascii="Times New Roman" w:hAnsi="Times New Roman" w:cs="Times New Roman"/>
                 <w:b w:val="0"/>
-                <w:sz w:val="26"/>
-              </w:rPr>
-              <w:t>4. تستخدم طريقة التبادل للحصول على صيغة المركب الأيوني.</w:t>
+                <w:sz w:val="28"/>
+              </w:rPr>
+              <w:t>٤. تستخدم طريقة التبادل للحصول على صيغة المركب الأيوني.</w:t>
             </w:r>
           </w:p>
         </w:tc>
@@ -942,9 +940,9 @@
             <w:r/>
             <w:r>
               <w:rPr>
-                <w:rFonts w:ascii="Arial" w:hAnsi="Arial" w:cs="Arial"/>
+                <w:rFonts w:ascii="Times New Roman" w:hAnsi="Times New Roman" w:cs="Times New Roman"/>
                 <w:b/>
-                <w:sz w:val="26"/>
+                <w:sz w:val="28"/>
               </w:rPr>
               <w:t>الأهداف المهارية:</w:t>
             </w:r>
@@ -961,24 +959,24 @@
             <w:r/>
             <w:r>
               <w:rPr>
-                <w:rFonts w:ascii="Arial" w:hAnsi="Arial" w:cs="Arial"/>
+                <w:rFonts w:ascii="Times New Roman" w:hAnsi="Times New Roman" w:cs="Times New Roman"/>
                 <w:b w:val="0"/>
-                <w:sz w:val="26"/>
-              </w:rPr>
-              <w:t>1. تمثّل تكوّن المركب الأيوني بالترتيب النقطي في معادلة كيميائية.</w:t>
-            </w:r>
-          </w:p>
-          <w:p>
-            <w:pPr>
-              <w:bidi/>
-            </w:pPr>
-            <w:r>
-              <w:rPr>
-                <w:rFonts w:ascii="Arial" w:hAnsi="Arial" w:cs="Arial"/>
+                <w:sz w:val="28"/>
+              </w:rPr>
+              <w:t>١. تمثّل تكوّن المركب الأيوني بالترتيب النقطي في معادلة كيميائية.</w:t>
+            </w:r>
+          </w:p>
+          <w:p>
+            <w:pPr>
+              <w:bidi/>
+            </w:pPr>
+            <w:r>
+              <w:rPr>
+                <w:rFonts w:ascii="Times New Roman" w:hAnsi="Times New Roman" w:cs="Times New Roman"/>
                 <w:b w:val="0"/>
-                <w:sz w:val="26"/>
-              </w:rPr>
-              <w:t>2. تكتب صيغة المركب الأيوني وتسميه.</w:t>
+                <w:sz w:val="28"/>
+              </w:rPr>
+              <w:t>٢. تكتب صيغة المركب الأيوني وتسميه.</w:t>
             </w:r>
           </w:p>
         </w:tc>
@@ -996,9 +994,9 @@
             <w:r/>
             <w:r>
               <w:rPr>
-                <w:rFonts w:ascii="Arial" w:hAnsi="Arial" w:cs="Arial"/>
+                <w:rFonts w:ascii="Times New Roman" w:hAnsi="Times New Roman" w:cs="Times New Roman"/>
                 <w:b/>
-                <w:sz w:val="26"/>
+                <w:sz w:val="28"/>
               </w:rPr>
               <w:t>الأهداف الوجدانية:</w:t>
             </w:r>
@@ -1015,37 +1013,37 @@
             <w:r/>
             <w:r>
               <w:rPr>
-                <w:rFonts w:ascii="Arial" w:hAnsi="Arial" w:cs="Arial"/>
+                <w:rFonts w:ascii="Times New Roman" w:hAnsi="Times New Roman" w:cs="Times New Roman"/>
                 <w:b w:val="0"/>
-                <w:sz w:val="26"/>
-              </w:rPr>
-              <w:t>1. تقدّر أهمية الترتيب النقطي في تمثيل تفاعلات الذرات.</w:t>
-            </w:r>
-          </w:p>
-          <w:p>
-            <w:pPr>
-              <w:bidi/>
-            </w:pPr>
-            <w:r>
-              <w:rPr>
-                <w:rFonts w:ascii="Arial" w:hAnsi="Arial" w:cs="Arial"/>
+                <w:sz w:val="28"/>
+              </w:rPr>
+              <w:t>١. تقدّر أهمية الترتيب النقطي في تمثيل تفاعلات الذرات.</w:t>
+            </w:r>
+          </w:p>
+          <w:p>
+            <w:pPr>
+              <w:bidi/>
+            </w:pPr>
+            <w:r>
+              <w:rPr>
+                <w:rFonts w:ascii="Times New Roman" w:hAnsi="Times New Roman" w:cs="Times New Roman"/>
                 <w:b w:val="0"/>
-                <w:sz w:val="26"/>
-              </w:rPr>
-              <w:t>2. تحرص على الدقة عند كتابة الصيغ الكيميائية.</w:t>
-            </w:r>
-          </w:p>
-          <w:p>
-            <w:pPr>
-              <w:bidi/>
-            </w:pPr>
-            <w:r>
-              <w:rPr>
-                <w:rFonts w:ascii="Arial" w:hAnsi="Arial" w:cs="Arial"/>
+                <w:sz w:val="28"/>
+              </w:rPr>
+              <w:t>٢. تحرص على الدقة عند كتابة الصيغ الكيميائية.</w:t>
+            </w:r>
+          </w:p>
+          <w:p>
+            <w:pPr>
+              <w:bidi/>
+            </w:pPr>
+            <w:r>
+              <w:rPr>
+                <w:rFonts w:ascii="Times New Roman" w:hAnsi="Times New Roman" w:cs="Times New Roman"/>
                 <w:b w:val="0"/>
-                <w:sz w:val="26"/>
-              </w:rPr>
-              <w:t>3. تشارك زميلاتها بروح الفريق.</w:t>
+                <w:sz w:val="28"/>
+              </w:rPr>
+              <w:t>٣. تشارك زميلاتها بروح الفريق.</w:t>
             </w:r>
           </w:p>
         </w:tc>
@@ -1062,7 +1060,6 @@
         <w:tblW w:type="auto" w:w="0"/>
         <w:tblLayout w:type="fixed"/>
         <w:tblLook w:firstColumn="1" w:firstRow="1" w:lastColumn="0" w:lastRow="0" w:noHBand="0" w:noVBand="1" w:val="04A0"/>
-        <w:bidiVisual/>
       </w:tblPr>
       <w:tblGrid>
         <w:gridCol w:w="4513"/>
@@ -1080,9 +1077,9 @@
             <w:r/>
             <w:r>
               <w:rPr>
-                <w:rFonts w:ascii="Arial" w:hAnsi="Arial" w:cs="Arial"/>
+                <w:rFonts w:ascii="Times New Roman" w:hAnsi="Times New Roman" w:cs="Times New Roman"/>
                 <w:b w:val="0"/>
-                <w:sz w:val="26"/>
+                <w:sz w:val="28"/>
               </w:rPr>
               <w:t>الكتاب المدرسي – البطاقات التشجيعية – الشاشة الذكية – الجدول الدوري – الكتاب الحي (index.html) على أجهزة الطالبات أو الشاشة الذكية</w:t>
             </w:r>
@@ -1100,9 +1097,9 @@
             <w:r/>
             <w:r>
               <w:rPr>
-                <w:rFonts w:ascii="Arial" w:hAnsi="Arial" w:cs="Arial"/>
+                <w:rFonts w:ascii="Times New Roman" w:hAnsi="Times New Roman" w:cs="Times New Roman"/>
                 <w:b/>
-                <w:sz w:val="26"/>
+                <w:sz w:val="28"/>
               </w:rPr>
               <w:t>الوسائل التعليمية:</w:t>
             </w:r>
@@ -1121,9 +1118,9 @@
             <w:r/>
             <w:r>
               <w:rPr>
-                <w:rFonts w:ascii="Arial" w:hAnsi="Arial" w:cs="Arial"/>
+                <w:rFonts w:ascii="Times New Roman" w:hAnsi="Times New Roman" w:cs="Times New Roman"/>
                 <w:b w:val="0"/>
-                <w:sz w:val="26"/>
+                <w:sz w:val="28"/>
               </w:rPr>
               <w:t>مجموعات من 4-5 متعلمات على شكل حرف U</w:t>
             </w:r>
@@ -1141,9 +1138,9 @@
             <w:r/>
             <w:r>
               <w:rPr>
-                <w:rFonts w:ascii="Arial" w:hAnsi="Arial" w:cs="Arial"/>
+                <w:rFonts w:ascii="Times New Roman" w:hAnsi="Times New Roman" w:cs="Times New Roman"/>
                 <w:b/>
-                <w:sz w:val="26"/>
+                <w:sz w:val="28"/>
               </w:rPr>
               <w:t>نظام الجلسة:</w:t>
             </w:r>
@@ -1162,7 +1159,6 @@
         <w:tblW w:type="auto" w:w="0"/>
         <w:tblLayout w:type="fixed"/>
         <w:tblLook w:firstColumn="1" w:firstRow="1" w:lastColumn="0" w:lastRow="0" w:noHBand="0" w:noVBand="1" w:val="04A0"/>
-        <w:bidiVisual/>
       </w:tblPr>
       <w:tblGrid>
         <w:gridCol w:w="9026"/>
@@ -1180,7 +1176,7 @@
             <w:r/>
             <w:r>
               <w:rPr>
-                <w:rFonts w:ascii="Arial" w:hAnsi="Arial" w:cs="Arial"/>
+                <w:rFonts w:ascii="Times New Roman" w:hAnsi="Times New Roman" w:cs="Times New Roman"/>
                 <w:b/>
                 <w:sz w:val="28"/>
               </w:rPr>
@@ -1201,7 +1197,6 @@
         <w:tblW w:type="auto" w:w="0"/>
         <w:tblLayout w:type="fixed"/>
         <w:tblLook w:firstColumn="1" w:firstRow="1" w:lastColumn="0" w:lastRow="0" w:noHBand="0" w:noVBand="1" w:val="04A0"/>
-        <w:bidiVisual/>
       </w:tblPr>
       <w:tblGrid>
         <w:gridCol w:w="4513"/>
@@ -1220,9 +1215,9 @@
             <w:r/>
             <w:r>
               <w:rPr>
-                <w:rFonts w:ascii="Arial" w:hAnsi="Arial" w:cs="Arial"/>
+                <w:rFonts w:ascii="Times New Roman" w:hAnsi="Times New Roman" w:cs="Times New Roman"/>
                 <w:b/>
-                <w:sz w:val="26"/>
+                <w:sz w:val="28"/>
               </w:rPr>
               <w:t>ميزان الشحنات الغامض</w:t>
             </w:r>
@@ -1240,9 +1235,9 @@
             <w:r/>
             <w:r>
               <w:rPr>
-                <w:rFonts w:ascii="Arial" w:hAnsi="Arial" w:cs="Arial"/>
+                <w:rFonts w:ascii="Times New Roman" w:hAnsi="Times New Roman" w:cs="Times New Roman"/>
                 <w:b/>
-                <w:sz w:val="26"/>
+                <w:sz w:val="28"/>
               </w:rPr>
               <w:t>النشاط رقم 1</w:t>
             </w:r>
@@ -1262,9 +1257,9 @@
             <w:r/>
             <w:r>
               <w:rPr>
-                <w:rFonts w:ascii="Arial" w:hAnsi="Arial" w:cs="Arial"/>
+                <w:rFonts w:ascii="Times New Roman" w:hAnsi="Times New Roman" w:cs="Times New Roman"/>
                 <w:b w:val="0"/>
-                <w:sz w:val="26"/>
+                <w:sz w:val="28"/>
               </w:rPr>
               <w:t>استراتيجية: (تحليل البيانات، إثارة التساؤل)</w:t>
             </w:r>
@@ -1275,9 +1270,9 @@
             </w:pPr>
             <w:r>
               <w:rPr>
-                <w:rFonts w:ascii="Arial" w:hAnsi="Arial" w:cs="Arial"/>
+                <w:rFonts w:ascii="Times New Roman" w:hAnsi="Times New Roman" w:cs="Times New Roman"/>
                 <w:b w:val="0"/>
-                <w:sz w:val="26"/>
+                <w:sz w:val="28"/>
               </w:rPr>
               <w:t>الأداة: السؤال المحفز على السبورة</w:t>
             </w:r>
@@ -1288,9 +1283,9 @@
             </w:pPr>
             <w:r>
               <w:rPr>
-                <w:rFonts w:ascii="Arial" w:hAnsi="Arial" w:cs="Arial"/>
+                <w:rFonts w:ascii="Times New Roman" w:hAnsi="Times New Roman" w:cs="Times New Roman"/>
                 <w:b w:val="0"/>
-                <w:sz w:val="26"/>
+                <w:sz w:val="28"/>
               </w:rPr>
               <w:t>يحقق الهدف المعرفي 2          الزمن: 5 د</w:t>
             </w:r>
@@ -1310,9 +1305,9 @@
             <w:r/>
             <w:r>
               <w:rPr>
-                <w:rFonts w:ascii="Arial" w:hAnsi="Arial" w:cs="Arial"/>
+                <w:rFonts w:ascii="Times New Roman" w:hAnsi="Times New Roman" w:cs="Times New Roman"/>
                 <w:b w:val="0"/>
-                <w:sz w:val="26"/>
+                <w:sz w:val="28"/>
               </w:rPr>
               <w:t>أطرح السؤال: كيف يمكن لذرة مغنيسيوم واحدة (تحتاج إلى فقد إلكترونين) أن ترتبط بذرة كلور واحدة (تحتاج إلى إلكترون واحد فقط)؟</w:t>
             </w:r>
@@ -1323,9 +1318,9 @@
             </w:pPr>
             <w:r>
               <w:rPr>
-                <w:rFonts w:ascii="Arial" w:hAnsi="Arial" w:cs="Arial"/>
+                <w:rFonts w:ascii="Times New Roman" w:hAnsi="Times New Roman" w:cs="Times New Roman"/>
                 <w:b w:val="0"/>
-                <w:sz w:val="26"/>
+                <w:sz w:val="28"/>
               </w:rPr>
               <w:t>أسجل إجابات الطالبات دون تصحيح، ثم أربط ذلك بموضوع الدرس: كيف نضبط عدد الذرات حتى تتعادل الشحنات؟</w:t>
             </w:r>
@@ -1344,7 +1339,6 @@
         <w:tblW w:type="auto" w:w="0"/>
         <w:tblLayout w:type="fixed"/>
         <w:tblLook w:firstColumn="1" w:firstRow="1" w:lastColumn="0" w:lastRow="0" w:noHBand="0" w:noVBand="1" w:val="04A0"/>
-        <w:bidiVisual/>
       </w:tblPr>
       <w:tblGrid>
         <w:gridCol w:w="9026"/>
@@ -1362,7 +1356,7 @@
             <w:r/>
             <w:r>
               <w:rPr>
-                <w:rFonts w:ascii="Arial" w:hAnsi="Arial" w:cs="Arial"/>
+                <w:rFonts w:ascii="Times New Roman" w:hAnsi="Times New Roman" w:cs="Times New Roman"/>
                 <w:b/>
                 <w:sz w:val="28"/>
               </w:rPr>
@@ -1383,7 +1377,6 @@
         <w:tblW w:type="auto" w:w="0"/>
         <w:tblLayout w:type="fixed"/>
         <w:tblLook w:firstColumn="1" w:firstRow="1" w:lastColumn="0" w:lastRow="0" w:noHBand="0" w:noVBand="1" w:val="04A0"/>
-        <w:bidiVisual/>
       </w:tblPr>
       <w:tblGrid>
         <w:gridCol w:w="4513"/>
@@ -1402,9 +1395,9 @@
             <w:r/>
             <w:r>
               <w:rPr>
-                <w:rFonts w:ascii="Arial" w:hAnsi="Arial" w:cs="Arial"/>
+                <w:rFonts w:ascii="Times New Roman" w:hAnsi="Times New Roman" w:cs="Times New Roman"/>
                 <w:b/>
-                <w:sz w:val="26"/>
+                <w:sz w:val="28"/>
               </w:rPr>
               <w:t>مختبر التبادل: خطوة بخطوة</w:t>
             </w:r>
@@ -1422,9 +1415,9 @@
             <w:r/>
             <w:r>
               <w:rPr>
-                <w:rFonts w:ascii="Arial" w:hAnsi="Arial" w:cs="Arial"/>
+                <w:rFonts w:ascii="Times New Roman" w:hAnsi="Times New Roman" w:cs="Times New Roman"/>
                 <w:b/>
-                <w:sz w:val="26"/>
+                <w:sz w:val="28"/>
               </w:rPr>
               <w:t>النشاط رقم 2</w:t>
             </w:r>
@@ -1444,9 +1437,9 @@
             <w:r/>
             <w:r>
               <w:rPr>
-                <w:rFonts w:ascii="Arial" w:hAnsi="Arial" w:cs="Arial"/>
+                <w:rFonts w:ascii="Times New Roman" w:hAnsi="Times New Roman" w:cs="Times New Roman"/>
                 <w:b w:val="0"/>
-                <w:sz w:val="26"/>
+                <w:sz w:val="28"/>
               </w:rPr>
               <w:t>استراتيجية: (التعلم الذاتي الرقمي والنمذجة)</w:t>
             </w:r>
@@ -1457,9 +1450,9 @@
             </w:pPr>
             <w:r>
               <w:rPr>
-                <w:rFonts w:ascii="Arial" w:hAnsi="Arial" w:cs="Arial"/>
+                <w:rFonts w:ascii="Times New Roman" w:hAnsi="Times New Roman" w:cs="Times New Roman"/>
                 <w:b w:val="0"/>
-                <w:sz w:val="26"/>
+                <w:sz w:val="28"/>
               </w:rPr>
               <w:t>الأداة: الكتاب الحي (index.html) – صفحات: مجموع الشحنات متساوٍ، طريقة التبادل، البوتاسيوم مع الكلور، خطوة بخطوة، الكالسيوم مع الأكسجين والفلور</w:t>
             </w:r>
@@ -1470,9 +1463,9 @@
             </w:pPr>
             <w:r>
               <w:rPr>
-                <w:rFonts w:ascii="Arial" w:hAnsi="Arial" w:cs="Arial"/>
+                <w:rFonts w:ascii="Times New Roman" w:hAnsi="Times New Roman" w:cs="Times New Roman"/>
                 <w:b w:val="0"/>
-                <w:sz w:val="26"/>
+                <w:sz w:val="28"/>
               </w:rPr>
               <w:t>يحقق الهدف المعرفي 1، 2، 3 والهدف المهاري 1          الزمن: 10 د</w:t>
             </w:r>
@@ -1492,9 +1485,9 @@
             <w:r/>
             <w:r>
               <w:rPr>
-                <w:rFonts w:ascii="Arial" w:hAnsi="Arial" w:cs="Arial"/>
+                <w:rFonts w:ascii="Times New Roman" w:hAnsi="Times New Roman" w:cs="Times New Roman"/>
                 <w:b w:val="0"/>
-                <w:sz w:val="26"/>
+                <w:sz w:val="28"/>
               </w:rPr>
               <w:t>تتابع كل طالبة الصفحات التفاعلية، وتطبق قانون حفظ الشحنة: مجموع الشحنات قبل التفاعل = مجموعها بعد التفاعل (0 + 0 = (+1) + (−1) = 0).</w:t>
             </w:r>
@@ -1505,9 +1498,9 @@
             </w:pPr>
             <w:r>
               <w:rPr>
-                <w:rFonts w:ascii="Arial" w:hAnsi="Arial" w:cs="Arial"/>
+                <w:rFonts w:ascii="Times New Roman" w:hAnsi="Times New Roman" w:cs="Times New Roman"/>
                 <w:b w:val="0"/>
-                <w:sz w:val="26"/>
+                <w:sz w:val="28"/>
               </w:rPr>
               <w:t>أوضح طريقة التبادل: نبدّل عدد الإلكترونات بين الذرتين ونكتب العدد أمام الذرة المقابلة، مع الاختصار عند وجود عامل مشترك. ثم أتابع أخطاء الطالبات على الشاشة الذكية.</w:t>
             </w:r>
@@ -1526,7 +1519,6 @@
         <w:tblW w:type="auto" w:w="0"/>
         <w:tblLayout w:type="fixed"/>
         <w:tblLook w:firstColumn="1" w:firstRow="1" w:lastColumn="0" w:lastRow="0" w:noHBand="0" w:noVBand="1" w:val="04A0"/>
-        <w:bidiVisual/>
       </w:tblPr>
       <w:tblGrid>
         <w:gridCol w:w="4513"/>
@@ -1545,9 +1537,9 @@
             <w:r/>
             <w:r>
               <w:rPr>
-                <w:rFonts w:ascii="Arial" w:hAnsi="Arial" w:cs="Arial"/>
+                <w:rFonts w:ascii="Times New Roman" w:hAnsi="Times New Roman" w:cs="Times New Roman"/>
                 <w:b/>
-                <w:sz w:val="26"/>
+                <w:sz w:val="28"/>
               </w:rPr>
               <w:t>ملح الطعام وأخواته: تمرينا (1) و(2)</w:t>
             </w:r>
@@ -1565,9 +1557,9 @@
             <w:r/>
             <w:r>
               <w:rPr>
-                <w:rFonts w:ascii="Arial" w:hAnsi="Arial" w:cs="Arial"/>
+                <w:rFonts w:ascii="Times New Roman" w:hAnsi="Times New Roman" w:cs="Times New Roman"/>
                 <w:b/>
-                <w:sz w:val="26"/>
+                <w:sz w:val="28"/>
               </w:rPr>
               <w:t>النشاط رقم 3</w:t>
             </w:r>
@@ -1587,9 +1579,9 @@
             <w:r/>
             <w:r>
               <w:rPr>
-                <w:rFonts w:ascii="Arial" w:hAnsi="Arial" w:cs="Arial"/>
+                <w:rFonts w:ascii="Times New Roman" w:hAnsi="Times New Roman" w:cs="Times New Roman"/>
                 <w:b w:val="0"/>
-                <w:sz w:val="26"/>
+                <w:sz w:val="28"/>
               </w:rPr>
               <w:t>استراتيجية: (تطوير النماذج واستخدامها، التعلم التعاوني)</w:t>
             </w:r>
@@ -1600,9 +1592,9 @@
             </w:pPr>
             <w:r>
               <w:rPr>
-                <w:rFonts w:ascii="Arial" w:hAnsi="Arial" w:cs="Arial"/>
+                <w:rFonts w:ascii="Times New Roman" w:hAnsi="Times New Roman" w:cs="Times New Roman"/>
                 <w:b w:val="0"/>
-                <w:sz w:val="26"/>
+                <w:sz w:val="28"/>
               </w:rPr>
               <w:t>الأداة: الكتاب المدرسي – تمرين (1) وتمرين (2) صفحة 116</w:t>
             </w:r>
@@ -1613,9 +1605,9 @@
             </w:pPr>
             <w:r>
               <w:rPr>
-                <w:rFonts w:ascii="Arial" w:hAnsi="Arial" w:cs="Arial"/>
+                <w:rFonts w:ascii="Times New Roman" w:hAnsi="Times New Roman" w:cs="Times New Roman"/>
                 <w:b w:val="0"/>
-                <w:sz w:val="26"/>
+                <w:sz w:val="28"/>
               </w:rPr>
               <w:t>يحقق الهدف المهاري 1، 2 والهدف الوجداني 1          الزمن: 10 د</w:t>
             </w:r>
@@ -1635,9 +1627,9 @@
             <w:r/>
             <w:r>
               <w:rPr>
-                <w:rFonts w:ascii="Arial" w:hAnsi="Arial" w:cs="Arial"/>
+                <w:rFonts w:ascii="Times New Roman" w:hAnsi="Times New Roman" w:cs="Times New Roman"/>
                 <w:b w:val="0"/>
-                <w:sz w:val="26"/>
+                <w:sz w:val="28"/>
               </w:rPr>
               <w:t>أطلب من المجموعات تمثيل تكوّن كلوريد البوتاسيوم KCl من تمرين (1)، وأكسيد الكالسيوم CaO من تمرين (2)، بالترتيب النقطي ثم بطريقة التبادل.</w:t>
             </w:r>
@@ -1648,9 +1640,9 @@
             </w:pPr>
             <w:r>
               <w:rPr>
-                <w:rFonts w:ascii="Arial" w:hAnsi="Arial" w:cs="Arial"/>
+                <w:rFonts w:ascii="Times New Roman" w:hAnsi="Times New Roman" w:cs="Times New Roman"/>
                 <w:b w:val="0"/>
-                <w:sz w:val="26"/>
+                <w:sz w:val="28"/>
               </w:rPr>
               <w:t>أناقش الحلول، وأوجّه الطالبات لملاحظة أن كل معادلة يجب أن يكون مجموع شحناتها صفرًا، ثم أكتب الصيغة النهائية وأسمّي كل مركب.</w:t>
             </w:r>
@@ -1669,7 +1661,6 @@
         <w:tblW w:type="auto" w:w="0"/>
         <w:tblLayout w:type="fixed"/>
         <w:tblLook w:firstColumn="1" w:firstRow="1" w:lastColumn="0" w:lastRow="0" w:noHBand="0" w:noVBand="1" w:val="04A0"/>
-        <w:bidiVisual/>
       </w:tblPr>
       <w:tblGrid>
         <w:gridCol w:w="4513"/>
@@ -1688,9 +1679,9 @@
             <w:r/>
             <w:r>
               <w:rPr>
-                <w:rFonts w:ascii="Arial" w:hAnsi="Arial" w:cs="Arial"/>
+                <w:rFonts w:ascii="Times New Roman" w:hAnsi="Times New Roman" w:cs="Times New Roman"/>
                 <w:b/>
-                <w:sz w:val="26"/>
+                <w:sz w:val="28"/>
               </w:rPr>
               <w:t>قضية الكالسيوم والفلور: تمرين (3)</w:t>
             </w:r>
@@ -1708,9 +1699,9 @@
             <w:r/>
             <w:r>
               <w:rPr>
-                <w:rFonts w:ascii="Arial" w:hAnsi="Arial" w:cs="Arial"/>
+                <w:rFonts w:ascii="Times New Roman" w:hAnsi="Times New Roman" w:cs="Times New Roman"/>
                 <w:b/>
-                <w:sz w:val="26"/>
+                <w:sz w:val="28"/>
               </w:rPr>
               <w:t>النشاط رقم 4</w:t>
             </w:r>
@@ -1730,9 +1721,9 @@
             <w:r/>
             <w:r>
               <w:rPr>
-                <w:rFonts w:ascii="Arial" w:hAnsi="Arial" w:cs="Arial"/>
+                <w:rFonts w:ascii="Times New Roman" w:hAnsi="Times New Roman" w:cs="Times New Roman"/>
                 <w:b w:val="0"/>
-                <w:sz w:val="26"/>
+                <w:sz w:val="28"/>
               </w:rPr>
               <w:t>استراتيجية: (المحقق العلمي، السبب والنتيجة)</w:t>
             </w:r>
@@ -1743,9 +1734,9 @@
             </w:pPr>
             <w:r>
               <w:rPr>
-                <w:rFonts w:ascii="Arial" w:hAnsi="Arial" w:cs="Arial"/>
+                <w:rFonts w:ascii="Times New Roman" w:hAnsi="Times New Roman" w:cs="Times New Roman"/>
                 <w:b w:val="0"/>
-                <w:sz w:val="26"/>
+                <w:sz w:val="28"/>
               </w:rPr>
               <w:t>الأداة: الكتاب المدرسي – تمرين (3) صفحة 119، والمثال (5) صفحة 118</w:t>
             </w:r>
@@ -1756,9 +1747,9 @@
             </w:pPr>
             <w:r>
               <w:rPr>
-                <w:rFonts w:ascii="Arial" w:hAnsi="Arial" w:cs="Arial"/>
+                <w:rFonts w:ascii="Times New Roman" w:hAnsi="Times New Roman" w:cs="Times New Roman"/>
                 <w:b w:val="0"/>
-                <w:sz w:val="26"/>
+                <w:sz w:val="28"/>
               </w:rPr>
               <w:t>يحقق الهدف المهاري 2، 4 والهدف المعرفي 4          الزمن: 10 د</w:t>
             </w:r>
@@ -1778,9 +1769,9 @@
             <w:r/>
             <w:r>
               <w:rPr>
-                <w:rFonts w:ascii="Arial" w:hAnsi="Arial" w:cs="Arial"/>
+                <w:rFonts w:ascii="Times New Roman" w:hAnsi="Times New Roman" w:cs="Times New Roman"/>
                 <w:b w:val="0"/>
-                <w:sz w:val="26"/>
+                <w:sz w:val="28"/>
               </w:rPr>
               <w:t>أطلب من المجموعات حل تمرين (3): تمثيل الترتيب النقطي لارتباط الكالسيوم مع الفلور، ثم كتابة نوع الرابطة واسم المركب الناتج CaF₂.</w:t>
             </w:r>
@@ -1791,9 +1782,9 @@
             </w:pPr>
             <w:r>
               <w:rPr>
-                <w:rFonts w:ascii="Arial" w:hAnsi="Arial" w:cs="Arial"/>
+                <w:rFonts w:ascii="Times New Roman" w:hAnsi="Times New Roman" w:cs="Times New Roman"/>
                 <w:b w:val="0"/>
-                <w:sz w:val="26"/>
+                <w:sz w:val="28"/>
               </w:rPr>
               <w:t>أعرض المثال (5) نيتريد الليثيوم Li₃N، وأسأل: لماذا نحتاج ثلاث ذرات ليثيوم لذرة نيتروجين واحدة؟ ثم أستنتج مع الطالبات السبب والنتيجة.</w:t>
             </w:r>
@@ -1812,7 +1803,6 @@
         <w:tblW w:type="auto" w:w="0"/>
         <w:tblLayout w:type="fixed"/>
         <w:tblLook w:firstColumn="1" w:firstRow="1" w:lastColumn="0" w:lastRow="0" w:noHBand="0" w:noVBand="1" w:val="04A0"/>
-        <w:bidiVisual/>
       </w:tblPr>
       <w:tblGrid>
         <w:gridCol w:w="9026"/>
@@ -1830,7 +1820,7 @@
             <w:r/>
             <w:r>
               <w:rPr>
-                <w:rFonts w:ascii="Arial" w:hAnsi="Arial" w:cs="Arial"/>
+                <w:rFonts w:ascii="Times New Roman" w:hAnsi="Times New Roman" w:cs="Times New Roman"/>
                 <w:b/>
                 <w:sz w:val="28"/>
               </w:rPr>
@@ -1851,7 +1841,6 @@
         <w:tblW w:type="auto" w:w="0"/>
         <w:tblLayout w:type="fixed"/>
         <w:tblLook w:firstColumn="1" w:firstRow="1" w:lastColumn="0" w:lastRow="0" w:noHBand="0" w:noVBand="1" w:val="04A0"/>
-        <w:bidiVisual/>
       </w:tblPr>
       <w:tblGrid>
         <w:gridCol w:w="9026"/>
@@ -1869,9 +1858,9 @@
             <w:r/>
             <w:r>
               <w:rPr>
-                <w:rFonts w:ascii="Arial" w:hAnsi="Arial" w:cs="Arial"/>
+                <w:rFonts w:ascii="Times New Roman" w:hAnsi="Times New Roman" w:cs="Times New Roman"/>
                 <w:b/>
-                <w:sz w:val="26"/>
+                <w:sz w:val="28"/>
               </w:rPr>
               <w:t>التقويم الصفي: تكوين كلوريد المغنيسيوم</w:t>
             </w:r>
@@ -1890,9 +1879,9 @@
             <w:r/>
             <w:r>
               <w:rPr>
-                <w:rFonts w:ascii="Arial" w:hAnsi="Arial" w:cs="Arial"/>
+                <w:rFonts w:ascii="Times New Roman" w:hAnsi="Times New Roman" w:cs="Times New Roman"/>
                 <w:b w:val="0"/>
-                <w:sz w:val="26"/>
+                <w:sz w:val="28"/>
               </w:rPr>
               <w:t>أطلب من كل مجموعة تمثيل تكوّن MgCl₂ بالترتيب النقطي والتحقق من مجموع الشحنات، ثم تحل الطالبات بصورة فردية تمرين (3) صفحة 119 إن لم يُنجز.</w:t>
             </w:r>
@@ -1903,9 +1892,9 @@
             </w:pPr>
             <w:r>
               <w:rPr>
-                <w:rFonts w:ascii="Arial" w:hAnsi="Arial" w:cs="Arial"/>
+                <w:rFonts w:ascii="Times New Roman" w:hAnsi="Times New Roman" w:cs="Times New Roman"/>
                 <w:b w:val="0"/>
-                <w:sz w:val="26"/>
+                <w:sz w:val="28"/>
               </w:rPr>
               <w:t>الزمن: 5 د</w:t>
             </w:r>
@@ -1916,9 +1905,9 @@
             </w:pPr>
             <w:r>
               <w:rPr>
-                <w:rFonts w:ascii="Arial" w:hAnsi="Arial" w:cs="Arial"/>
+                <w:rFonts w:ascii="Times New Roman" w:hAnsi="Times New Roman" w:cs="Times New Roman"/>
                 <w:b w:val="0"/>
-                <w:sz w:val="26"/>
+                <w:sz w:val="28"/>
               </w:rPr>
               <w:t>تذكرة خروج: اكتب صيغة كبريتيد الصوديوم بعد تطبيق طريقة التبادل. (Na₂S)</w:t>
             </w:r>
@@ -1937,7 +1926,6 @@
         <w:tblW w:type="auto" w:w="0"/>
         <w:tblLayout w:type="fixed"/>
         <w:tblLook w:firstColumn="1" w:firstRow="1" w:lastColumn="0" w:lastRow="0" w:noHBand="0" w:noVBand="1" w:val="04A0"/>
-        <w:bidiVisual/>
       </w:tblPr>
       <w:tblGrid>
         <w:gridCol w:w="9026"/>
@@ -1954,9 +1942,9 @@
             <w:r/>
             <w:r>
               <w:rPr>
-                <w:rFonts w:ascii="Arial" w:hAnsi="Arial" w:cs="Arial"/>
+                <w:rFonts w:ascii="Times New Roman" w:hAnsi="Times New Roman" w:cs="Times New Roman"/>
                 <w:b w:val="0"/>
-                <w:sz w:val="26"/>
+                <w:sz w:val="28"/>
               </w:rPr>
               <w:t>التقويم اللاصفي: حل تمرين (2) صفحة 116 كاملًا، ومراجعة الصيغ الكيميائية للمركبات الأيونية في الدرس.</w:t>
             </w:r>
@@ -1975,7 +1963,6 @@
         <w:tblW w:type="auto" w:w="0"/>
         <w:tblLayout w:type="fixed"/>
         <w:tblLook w:firstColumn="1" w:firstRow="1" w:lastColumn="0" w:lastRow="0" w:noHBand="0" w:noVBand="1" w:val="04A0"/>
-        <w:bidiVisual/>
       </w:tblPr>
       <w:tblGrid>
         <w:gridCol w:w="9026"/>
@@ -1993,7 +1980,7 @@
             <w:r/>
             <w:r>
               <w:rPr>
-                <w:rFonts w:ascii="Arial" w:hAnsi="Arial" w:cs="Arial"/>
+                <w:rFonts w:ascii="Times New Roman" w:hAnsi="Times New Roman" w:cs="Times New Roman"/>
                 <w:b/>
                 <w:sz w:val="28"/>
               </w:rPr>
@@ -2014,7 +2001,6 @@
         <w:tblW w:type="auto" w:w="0"/>
         <w:tblLayout w:type="fixed"/>
         <w:tblLook w:firstColumn="1" w:firstRow="1" w:lastColumn="0" w:lastRow="0" w:noHBand="0" w:noVBand="1" w:val="04A0"/>
-        <w:bidiVisual/>
       </w:tblPr>
       <w:tblGrid>
         <w:gridCol w:w="3009"/>
@@ -2033,9 +2019,9 @@
             <w:r/>
             <w:r>
               <w:rPr>
-                <w:rFonts w:ascii="Arial" w:hAnsi="Arial" w:cs="Arial"/>
+                <w:rFonts w:ascii="Times New Roman" w:hAnsi="Times New Roman" w:cs="Times New Roman"/>
                 <w:b w:val="0"/>
-                <w:sz w:val="26"/>
+                <w:sz w:val="28"/>
               </w:rPr>
               <w:t>ملاحظات...............................</w:t>
             </w:r>
@@ -2052,9 +2038,9 @@
             <w:r/>
             <w:r>
               <w:rPr>
-                <w:rFonts w:ascii="Arial" w:hAnsi="Arial" w:cs="Arial"/>
+                <w:rFonts w:ascii="Times New Roman" w:hAnsi="Times New Roman" w:cs="Times New Roman"/>
                 <w:b w:val="0"/>
-                <w:sz w:val="26"/>
+                <w:sz w:val="28"/>
               </w:rPr>
               <w:t>☆ ☆ ☆ ☆ ☆</w:t>
             </w:r>
@@ -2072,9 +2058,9 @@
             <w:r/>
             <w:r>
               <w:rPr>
-                <w:rFonts w:ascii="Arial" w:hAnsi="Arial" w:cs="Arial"/>
+                <w:rFonts w:ascii="Times New Roman" w:hAnsi="Times New Roman" w:cs="Times New Roman"/>
                 <w:b/>
-                <w:sz w:val="26"/>
+                <w:sz w:val="28"/>
               </w:rPr>
               <w:t>إعدادي الكتابي</w:t>
             </w:r>
@@ -2093,9 +2079,9 @@
             <w:r/>
             <w:r>
               <w:rPr>
-                <w:rFonts w:ascii="Arial" w:hAnsi="Arial" w:cs="Arial"/>
+                <w:rFonts w:ascii="Times New Roman" w:hAnsi="Times New Roman" w:cs="Times New Roman"/>
                 <w:b w:val="0"/>
-                <w:sz w:val="26"/>
+                <w:sz w:val="28"/>
               </w:rPr>
               <w:t>ملاحظات...............................</w:t>
             </w:r>
@@ -2112,9 +2098,9 @@
             <w:r/>
             <w:r>
               <w:rPr>
-                <w:rFonts w:ascii="Arial" w:hAnsi="Arial" w:cs="Arial"/>
+                <w:rFonts w:ascii="Times New Roman" w:hAnsi="Times New Roman" w:cs="Times New Roman"/>
                 <w:b w:val="0"/>
-                <w:sz w:val="26"/>
+                <w:sz w:val="28"/>
               </w:rPr>
               <w:t>☆ ☆ ☆ ☆ ☆</w:t>
             </w:r>
@@ -2132,9 +2118,9 @@
             <w:r/>
             <w:r>
               <w:rPr>
-                <w:rFonts w:ascii="Arial" w:hAnsi="Arial" w:cs="Arial"/>
+                <w:rFonts w:ascii="Times New Roman" w:hAnsi="Times New Roman" w:cs="Times New Roman"/>
                 <w:b/>
-                <w:sz w:val="26"/>
+                <w:sz w:val="28"/>
               </w:rPr>
               <w:t>أدائي داخل الحصة</w:t>
             </w:r>
@@ -2153,9 +2139,9 @@
             <w:r/>
             <w:r>
               <w:rPr>
-                <w:rFonts w:ascii="Arial" w:hAnsi="Arial" w:cs="Arial"/>
+                <w:rFonts w:ascii="Times New Roman" w:hAnsi="Times New Roman" w:cs="Times New Roman"/>
                 <w:b w:val="0"/>
-                <w:sz w:val="26"/>
+                <w:sz w:val="28"/>
               </w:rPr>
               <w:t>ملاحظات...............................</w:t>
             </w:r>
@@ -2172,9 +2158,9 @@
             <w:r/>
             <w:r>
               <w:rPr>
-                <w:rFonts w:ascii="Arial" w:hAnsi="Arial" w:cs="Arial"/>
+                <w:rFonts w:ascii="Times New Roman" w:hAnsi="Times New Roman" w:cs="Times New Roman"/>
                 <w:b w:val="0"/>
-                <w:sz w:val="26"/>
+                <w:sz w:val="28"/>
               </w:rPr>
               <w:t>☆ ☆ ☆ ☆ ☆</w:t>
             </w:r>
@@ -2192,9 +2178,9 @@
             <w:r/>
             <w:r>
               <w:rPr>
-                <w:rFonts w:ascii="Arial" w:hAnsi="Arial" w:cs="Arial"/>
+                <w:rFonts w:ascii="Times New Roman" w:hAnsi="Times New Roman" w:cs="Times New Roman"/>
                 <w:b/>
-                <w:sz w:val="26"/>
+                <w:sz w:val="28"/>
               </w:rPr>
               <w:t>مدى تنوع الأنشطة</w:t>
             </w:r>
@@ -2213,9 +2199,9 @@
             <w:r/>
             <w:r>
               <w:rPr>
-                <w:rFonts w:ascii="Arial" w:hAnsi="Arial" w:cs="Arial"/>
+                <w:rFonts w:ascii="Times New Roman" w:hAnsi="Times New Roman" w:cs="Times New Roman"/>
                 <w:b w:val="0"/>
-                <w:sz w:val="26"/>
+                <w:sz w:val="28"/>
               </w:rPr>
               <w:t>ملاحظات...............................</w:t>
             </w:r>
@@ -2232,9 +2218,9 @@
             <w:r/>
             <w:r>
               <w:rPr>
-                <w:rFonts w:ascii="Arial" w:hAnsi="Arial" w:cs="Arial"/>
+                <w:rFonts w:ascii="Times New Roman" w:hAnsi="Times New Roman" w:cs="Times New Roman"/>
                 <w:b w:val="0"/>
-                <w:sz w:val="26"/>
+                <w:sz w:val="28"/>
               </w:rPr>
               <w:t>☆ ☆ ☆ ☆ ☆</w:t>
             </w:r>
@@ -2252,9 +2238,9 @@
             <w:r/>
             <w:r>
               <w:rPr>
-                <w:rFonts w:ascii="Arial" w:hAnsi="Arial" w:cs="Arial"/>
+                <w:rFonts w:ascii="Times New Roman" w:hAnsi="Times New Roman" w:cs="Times New Roman"/>
                 <w:b/>
-                <w:sz w:val="26"/>
+                <w:sz w:val="28"/>
               </w:rPr>
               <w:t>تفاعل المتعلمات</w:t>
             </w:r>
@@ -2273,9 +2259,9 @@
             <w:r/>
             <w:r>
               <w:rPr>
-                <w:rFonts w:ascii="Arial" w:hAnsi="Arial" w:cs="Arial"/>
+                <w:rFonts w:ascii="Times New Roman" w:hAnsi="Times New Roman" w:cs="Times New Roman"/>
                 <w:b w:val="0"/>
-                <w:sz w:val="26"/>
+                <w:sz w:val="28"/>
               </w:rPr>
               <w:t>ملاحظات...............................</w:t>
             </w:r>
@@ -2292,9 +2278,9 @@
             <w:r/>
             <w:r>
               <w:rPr>
-                <w:rFonts w:ascii="Arial" w:hAnsi="Arial" w:cs="Arial"/>
+                <w:rFonts w:ascii="Times New Roman" w:hAnsi="Times New Roman" w:cs="Times New Roman"/>
                 <w:b w:val="0"/>
-                <w:sz w:val="26"/>
+                <w:sz w:val="28"/>
               </w:rPr>
               <w:t>☆ ☆ ☆ ☆ ☆</w:t>
             </w:r>
@@ -2312,9 +2298,9 @@
             <w:r/>
             <w:r>
               <w:rPr>
-                <w:rFonts w:ascii="Arial" w:hAnsi="Arial" w:cs="Arial"/>
+                <w:rFonts w:ascii="Times New Roman" w:hAnsi="Times New Roman" w:cs="Times New Roman"/>
                 <w:b/>
-                <w:sz w:val="26"/>
+                <w:sz w:val="28"/>
               </w:rPr>
               <w:t>تطبيق التقويم</w:t>
             </w:r>

--- a/lesson-plans/5-الرابطة-الأيونية-الترتيب-النقطي-للمركبات.docx
+++ b/lesson-plans/5-الرابطة-الأيونية-الترتيب-النقطي-للمركبات.docx
@@ -808,6 +808,26 @@
       <w:tr>
         <w:tc>
           <w:tcPr>
+            <w:tcW w:type="dxa" w:w="7370"/>
+            <w:shd w:val="clear" w:color="auto" w:fill="FAE2D5"/>
+          </w:tcPr>
+          <w:p>
+            <w:pPr>
+              <w:bidi/>
+            </w:pPr>
+            <w:r/>
+            <w:r>
+              <w:rPr>
+                <w:rFonts w:ascii="Times New Roman" w:hAnsi="Times New Roman" w:cs="Times New Roman"/>
+                <w:b/>
+                <w:sz w:val="28"/>
+              </w:rPr>
+              <w:t>بعد الانتهاء من الدرس ستكون المتعلمة قادرة على أن:</w:t>
+            </w:r>
+          </w:p>
+        </w:tc>
+        <w:tc>
+          <w:tcPr>
             <w:tcW w:type="dxa" w:w="1984"/>
             <w:shd w:val="clear" w:color="auto" w:fill="FAE2D5"/>
           </w:tcPr>
@@ -823,26 +843,6 @@
                 <w:sz w:val="28"/>
               </w:rPr>
               <w:t>الأهداف السلوكية:</w:t>
-            </w:r>
-          </w:p>
-        </w:tc>
-        <w:tc>
-          <w:tcPr>
-            <w:tcW w:type="dxa" w:w="7370"/>
-            <w:shd w:val="clear" w:color="auto" w:fill="FAE2D5"/>
-          </w:tcPr>
-          <w:p>
-            <w:pPr>
-              <w:bidi/>
-            </w:pPr>
-            <w:r/>
-            <w:r>
-              <w:rPr>
-                <w:rFonts w:ascii="Times New Roman" w:hAnsi="Times New Roman" w:cs="Times New Roman"/>
-                <w:b/>
-                <w:sz w:val="28"/>
-              </w:rPr>
-              <w:t>بعد الانتهاء من الدرس ستكون المتعلمة قادرة على أن:</w:t>
             </w:r>
           </w:p>
         </w:tc>
@@ -850,6 +850,64 @@
       <w:tr>
         <w:tc>
           <w:tcPr>
+            <w:tcW w:type="dxa" w:w="7370"/>
+          </w:tcPr>
+          <w:p>
+            <w:pPr>
+              <w:bidi/>
+            </w:pPr>
+            <w:r/>
+            <w:r>
+              <w:rPr>
+                <w:rFonts w:ascii="Times New Roman" w:hAnsi="Times New Roman" w:cs="Times New Roman"/>
+                <w:b w:val="0"/>
+                <w:sz w:val="28"/>
+              </w:rPr>
+              <w:t>١. تكتب الترتيب الإلكتروني النقطي لتكوين المركبات الأيونية (NaCl، MgO، K₂O، Li₃N).</w:t>
+            </w:r>
+          </w:p>
+          <w:p>
+            <w:pPr>
+              <w:bidi/>
+            </w:pPr>
+            <w:r>
+              <w:rPr>
+                <w:rFonts w:ascii="Times New Roman" w:hAnsi="Times New Roman" w:cs="Times New Roman"/>
+                <w:b w:val="0"/>
+                <w:sz w:val="28"/>
+              </w:rPr>
+              <w:t>٢. تطبق قانون حفظ الشحنة في معادلة تكوين المركب الأيوني.</w:t>
+            </w:r>
+          </w:p>
+          <w:p>
+            <w:pPr>
+              <w:bidi/>
+            </w:pPr>
+            <w:r>
+              <w:rPr>
+                <w:rFonts w:ascii="Times New Roman" w:hAnsi="Times New Roman" w:cs="Times New Roman"/>
+                <w:b w:val="0"/>
+                <w:sz w:val="28"/>
+              </w:rPr>
+              <w:t>٣. تفسّر سبب احتياج بعض المركبات إلى أكثر من ذرة من أحد العناصر (ذرتان من K وذرة من O).</w:t>
+            </w:r>
+          </w:p>
+          <w:p>
+            <w:pPr>
+              <w:bidi/>
+            </w:pPr>
+            <w:r>
+              <w:rPr>
+                <w:rFonts w:ascii="Times New Roman" w:hAnsi="Times New Roman" w:cs="Times New Roman"/>
+                <w:b w:val="0"/>
+                <w:sz w:val="28"/>
+              </w:rPr>
+              <w:t>٤. تستخدم طريقة التبادل للحصول على صيغة المركب الأيوني.</w:t>
+            </w:r>
+          </w:p>
+        </w:tc>
+        <w:tc>
+          <w:tcPr>
             <w:tcW w:type="dxa" w:w="1984"/>
             <w:shd w:val="clear" w:color="auto" w:fill="FAE2D5"/>
           </w:tcPr>
@@ -865,64 +923,6 @@
                 <w:sz w:val="28"/>
               </w:rPr>
               <w:t>الأهداف المعرفية:</w:t>
-            </w:r>
-          </w:p>
-        </w:tc>
-        <w:tc>
-          <w:tcPr>
-            <w:tcW w:type="dxa" w:w="7370"/>
-          </w:tcPr>
-          <w:p>
-            <w:pPr>
-              <w:bidi/>
-            </w:pPr>
-            <w:r/>
-            <w:r>
-              <w:rPr>
-                <w:rFonts w:ascii="Times New Roman" w:hAnsi="Times New Roman" w:cs="Times New Roman"/>
-                <w:b w:val="0"/>
-                <w:sz w:val="28"/>
-              </w:rPr>
-              <w:t>١. تكتب الترتيب الإلكتروني النقطي لتكوين المركبات الأيونية (NaCl، MgO، K₂O، Li₃N).</w:t>
-            </w:r>
-          </w:p>
-          <w:p>
-            <w:pPr>
-              <w:bidi/>
-            </w:pPr>
-            <w:r>
-              <w:rPr>
-                <w:rFonts w:ascii="Times New Roman" w:hAnsi="Times New Roman" w:cs="Times New Roman"/>
-                <w:b w:val="0"/>
-                <w:sz w:val="28"/>
-              </w:rPr>
-              <w:t>٢. تطبق قانون حفظ الشحنة في معادلة تكوين المركب الأيوني.</w:t>
-            </w:r>
-          </w:p>
-          <w:p>
-            <w:pPr>
-              <w:bidi/>
-            </w:pPr>
-            <w:r>
-              <w:rPr>
-                <w:rFonts w:ascii="Times New Roman" w:hAnsi="Times New Roman" w:cs="Times New Roman"/>
-                <w:b w:val="0"/>
-                <w:sz w:val="28"/>
-              </w:rPr>
-              <w:t>٣. تفسّر سبب احتياج بعض المركبات إلى أكثر من ذرة من أحد العناصر (ذرتان من K وذرة من O).</w:t>
-            </w:r>
-          </w:p>
-          <w:p>
-            <w:pPr>
-              <w:bidi/>
-            </w:pPr>
-            <w:r>
-              <w:rPr>
-                <w:rFonts w:ascii="Times New Roman" w:hAnsi="Times New Roman" w:cs="Times New Roman"/>
-                <w:b w:val="0"/>
-                <w:sz w:val="28"/>
-              </w:rPr>
-              <w:t>٤. تستخدم طريقة التبادل للحصول على صيغة المركب الأيوني.</w:t>
             </w:r>
           </w:p>
         </w:tc>
@@ -930,6 +930,38 @@
       <w:tr>
         <w:tc>
           <w:tcPr>
+            <w:tcW w:type="dxa" w:w="7370"/>
+          </w:tcPr>
+          <w:p>
+            <w:pPr>
+              <w:bidi/>
+            </w:pPr>
+            <w:r/>
+            <w:r>
+              <w:rPr>
+                <w:rFonts w:ascii="Times New Roman" w:hAnsi="Times New Roman" w:cs="Times New Roman"/>
+                <w:b w:val="0"/>
+                <w:sz w:val="28"/>
+              </w:rPr>
+              <w:t>١. تمثّل تكوّن المركب الأيوني بالترتيب النقطي في معادلة كيميائية.</w:t>
+            </w:r>
+          </w:p>
+          <w:p>
+            <w:pPr>
+              <w:bidi/>
+            </w:pPr>
+            <w:r>
+              <w:rPr>
+                <w:rFonts w:ascii="Times New Roman" w:hAnsi="Times New Roman" w:cs="Times New Roman"/>
+                <w:b w:val="0"/>
+                <w:sz w:val="28"/>
+              </w:rPr>
+              <w:t>٢. تكتب صيغة المركب الأيوني وتسميه.</w:t>
+            </w:r>
+          </w:p>
+        </w:tc>
+        <w:tc>
+          <w:tcPr>
             <w:tcW w:type="dxa" w:w="1984"/>
             <w:shd w:val="clear" w:color="auto" w:fill="FAE2D5"/>
           </w:tcPr>
@@ -945,38 +977,6 @@
                 <w:sz w:val="28"/>
               </w:rPr>
               <w:t>الأهداف المهارية:</w:t>
-            </w:r>
-          </w:p>
-        </w:tc>
-        <w:tc>
-          <w:tcPr>
-            <w:tcW w:type="dxa" w:w="7370"/>
-          </w:tcPr>
-          <w:p>
-            <w:pPr>
-              <w:bidi/>
-            </w:pPr>
-            <w:r/>
-            <w:r>
-              <w:rPr>
-                <w:rFonts w:ascii="Times New Roman" w:hAnsi="Times New Roman" w:cs="Times New Roman"/>
-                <w:b w:val="0"/>
-                <w:sz w:val="28"/>
-              </w:rPr>
-              <w:t>١. تمثّل تكوّن المركب الأيوني بالترتيب النقطي في معادلة كيميائية.</w:t>
-            </w:r>
-          </w:p>
-          <w:p>
-            <w:pPr>
-              <w:bidi/>
-            </w:pPr>
-            <w:r>
-              <w:rPr>
-                <w:rFonts w:ascii="Times New Roman" w:hAnsi="Times New Roman" w:cs="Times New Roman"/>
-                <w:b w:val="0"/>
-                <w:sz w:val="28"/>
-              </w:rPr>
-              <w:t>٢. تكتب صيغة المركب الأيوني وتسميه.</w:t>
             </w:r>
           </w:p>
         </w:tc>
@@ -984,6 +984,51 @@
       <w:tr>
         <w:tc>
           <w:tcPr>
+            <w:tcW w:type="dxa" w:w="7370"/>
+          </w:tcPr>
+          <w:p>
+            <w:pPr>
+              <w:bidi/>
+            </w:pPr>
+            <w:r/>
+            <w:r>
+              <w:rPr>
+                <w:rFonts w:ascii="Times New Roman" w:hAnsi="Times New Roman" w:cs="Times New Roman"/>
+                <w:b w:val="0"/>
+                <w:sz w:val="28"/>
+              </w:rPr>
+              <w:t>١. تقدّر أهمية الترتيب النقطي في تمثيل تفاعلات الذرات.</w:t>
+            </w:r>
+          </w:p>
+          <w:p>
+            <w:pPr>
+              <w:bidi/>
+            </w:pPr>
+            <w:r>
+              <w:rPr>
+                <w:rFonts w:ascii="Times New Roman" w:hAnsi="Times New Roman" w:cs="Times New Roman"/>
+                <w:b w:val="0"/>
+                <w:sz w:val="28"/>
+              </w:rPr>
+              <w:t>٢. تحرص على الدقة عند كتابة الصيغ الكيميائية.</w:t>
+            </w:r>
+          </w:p>
+          <w:p>
+            <w:pPr>
+              <w:bidi/>
+            </w:pPr>
+            <w:r>
+              <w:rPr>
+                <w:rFonts w:ascii="Times New Roman" w:hAnsi="Times New Roman" w:cs="Times New Roman"/>
+                <w:b w:val="0"/>
+                <w:sz w:val="28"/>
+              </w:rPr>
+              <w:t>٣. تشارك زميلاتها بروح الفريق.</w:t>
+            </w:r>
+          </w:p>
+        </w:tc>
+        <w:tc>
+          <w:tcPr>
             <w:tcW w:type="dxa" w:w="1984"/>
             <w:shd w:val="clear" w:color="auto" w:fill="FAE2D5"/>
           </w:tcPr>
@@ -999,51 +1044,6 @@
                 <w:sz w:val="28"/>
               </w:rPr>
               <w:t>الأهداف الوجدانية:</w:t>
-            </w:r>
-          </w:p>
-        </w:tc>
-        <w:tc>
-          <w:tcPr>
-            <w:tcW w:type="dxa" w:w="7370"/>
-          </w:tcPr>
-          <w:p>
-            <w:pPr>
-              <w:bidi/>
-            </w:pPr>
-            <w:r/>
-            <w:r>
-              <w:rPr>
-                <w:rFonts w:ascii="Times New Roman" w:hAnsi="Times New Roman" w:cs="Times New Roman"/>
-                <w:b w:val="0"/>
-                <w:sz w:val="28"/>
-              </w:rPr>
-              <w:t>١. تقدّر أهمية الترتيب النقطي في تمثيل تفاعلات الذرات.</w:t>
-            </w:r>
-          </w:p>
-          <w:p>
-            <w:pPr>
-              <w:bidi/>
-            </w:pPr>
-            <w:r>
-              <w:rPr>
-                <w:rFonts w:ascii="Times New Roman" w:hAnsi="Times New Roman" w:cs="Times New Roman"/>
-                <w:b w:val="0"/>
-                <w:sz w:val="28"/>
-              </w:rPr>
-              <w:t>٢. تحرص على الدقة عند كتابة الصيغ الكيميائية.</w:t>
-            </w:r>
-          </w:p>
-          <w:p>
-            <w:pPr>
-              <w:bidi/>
-            </w:pPr>
-            <w:r>
-              <w:rPr>
-                <w:rFonts w:ascii="Times New Roman" w:hAnsi="Times New Roman" w:cs="Times New Roman"/>
-                <w:b w:val="0"/>
-                <w:sz w:val="28"/>
-              </w:rPr>
-              <w:t>٣. تشارك زميلاتها بروح الفريق.</w:t>
             </w:r>
           </w:p>
         </w:tc>

--- a/lesson-plans/5-الرابطة-الأيونية-الترتيب-النقطي-للمركبات.docx
+++ b/lesson-plans/5-الرابطة-الأيونية-الترتيب-النقطي-للمركبات.docx
@@ -1274,20 +1274,52 @@
                 <w:b w:val="0"/>
                 <w:sz w:val="28"/>
               </w:rPr>
-              <w:t>الأداة: السؤال المحفز على السبورة</w:t>
-            </w:r>
-          </w:p>
-          <w:p>
-            <w:pPr>
-              <w:bidi/>
-            </w:pPr>
-            <w:r>
-              <w:rPr>
-                <w:rFonts w:ascii="Times New Roman" w:hAnsi="Times New Roman" w:cs="Times New Roman"/>
-                <w:b w:val="0"/>
-                <w:sz w:val="28"/>
-              </w:rPr>
-              <w:t>يحقق الهدف المعرفي 2          الزمن: 5 د</w:t>
+              <w:t xml:space="preserve">يحقق الهدف المعرفي 2          5د   </w:t>
+            </w:r>
+            <w:r>
+              <w:rPr>
+                <w:rFonts w:asciiTheme="majorBidi" w:hAnsiTheme="majorBidi" w:cstheme="majorBidi"/>
+                <w:noProof/>
+                <w:color w:val="000000" w:themeColor="text1"/>
+                <w:sz w:val="28"/>
+                <w:szCs w:val="28"/>
+                <w:lang w:val="en-GB"/>
+              </w:rPr>
+              <w:drawing>
+                <wp:inline distT="0" distB="0" distL="0" distR="0" wp14:anchorId="5E5A22F3" wp14:editId="42FBB173">
+                  <wp:extent cx="281940" cy="402771"/>
+                  <wp:effectExtent l="38100" t="38100" r="41910" b="35560"/>
+                  <wp:docPr id="650313935" name="Picture 1"/>
+                  <wp:cNvGraphicFramePr>
+                    <a:graphicFrameLocks xmlns:a="http://schemas.openxmlformats.org/drawingml/2006/main" noChangeAspect="1"/>
+                  </wp:cNvGraphicFramePr>
+                  <a:graphic xmlns:a="http://schemas.openxmlformats.org/drawingml/2006/main">
+                    <a:graphicData uri="http://schemas.openxmlformats.org/drawingml/2006/picture">
+                      <pic:pic xmlns:pic="http://schemas.openxmlformats.org/drawingml/2006/picture">
+                        <pic:nvPicPr>
+                          <pic:cNvPr id="1741618088" name=""/>
+                          <pic:cNvPicPr/>
+                        </pic:nvPicPr>
+                        <pic:blipFill>
+                          <a:blip r:embed="rId10"/>
+                          <a:stretch>
+                            <a:fillRect/>
+                          </a:stretch>
+                        </pic:blipFill>
+                        <pic:spPr>
+                          <a:xfrm rot="20991639">
+                            <a:off x="0" y="0"/>
+                            <a:ext cx="282091" cy="402987"/>
+                          </a:xfrm>
+                          <a:prstGeom prst="rect">
+                            <a:avLst/>
+                          </a:prstGeom>
+                        </pic:spPr>
+                      </pic:pic>
+                    </a:graphicData>
+                  </a:graphic>
+                </wp:inline>
+              </w:drawing>
             </w:r>
           </w:p>
         </w:tc>
@@ -1454,20 +1486,52 @@
                 <w:b w:val="0"/>
                 <w:sz w:val="28"/>
               </w:rPr>
-              <w:t>الأداة: الكتاب الحي (index.html) – صفحات: مجموع الشحنات متساوٍ، طريقة التبادل، البوتاسيوم مع الكلور، خطوة بخطوة، الكالسيوم مع الأكسجين والفلور</w:t>
-            </w:r>
-          </w:p>
-          <w:p>
-            <w:pPr>
-              <w:bidi/>
-            </w:pPr>
-            <w:r>
-              <w:rPr>
-                <w:rFonts w:ascii="Times New Roman" w:hAnsi="Times New Roman" w:cs="Times New Roman"/>
-                <w:b w:val="0"/>
-                <w:sz w:val="28"/>
-              </w:rPr>
-              <w:t>يحقق الهدف المعرفي 1، 2، 3 والهدف المهاري 1          الزمن: 10 د</w:t>
+              <w:t xml:space="preserve">يحقق الهدف المعرفي 1، 2، 3 والهدف المهاري 1          10د   </w:t>
+            </w:r>
+            <w:r>
+              <w:rPr>
+                <w:rFonts w:asciiTheme="majorBidi" w:hAnsiTheme="majorBidi" w:cstheme="majorBidi"/>
+                <w:noProof/>
+                <w:color w:val="000000" w:themeColor="text1"/>
+                <w:sz w:val="28"/>
+                <w:szCs w:val="28"/>
+                <w:lang w:val="en-GB"/>
+              </w:rPr>
+              <w:drawing>
+                <wp:inline distT="0" distB="0" distL="0" distR="0" wp14:anchorId="5E5A22F3" wp14:editId="42FBB173">
+                  <wp:extent cx="281940" cy="402771"/>
+                  <wp:effectExtent l="38100" t="38100" r="41910" b="35560"/>
+                  <wp:docPr id="650313935" name="Picture 1"/>
+                  <wp:cNvGraphicFramePr>
+                    <a:graphicFrameLocks xmlns:a="http://schemas.openxmlformats.org/drawingml/2006/main" noChangeAspect="1"/>
+                  </wp:cNvGraphicFramePr>
+                  <a:graphic xmlns:a="http://schemas.openxmlformats.org/drawingml/2006/main">
+                    <a:graphicData uri="http://schemas.openxmlformats.org/drawingml/2006/picture">
+                      <pic:pic xmlns:pic="http://schemas.openxmlformats.org/drawingml/2006/picture">
+                        <pic:nvPicPr>
+                          <pic:cNvPr id="1741618088" name=""/>
+                          <pic:cNvPicPr/>
+                        </pic:nvPicPr>
+                        <pic:blipFill>
+                          <a:blip r:embed="rId10"/>
+                          <a:stretch>
+                            <a:fillRect/>
+                          </a:stretch>
+                        </pic:blipFill>
+                        <pic:spPr>
+                          <a:xfrm rot="20991639">
+                            <a:off x="0" y="0"/>
+                            <a:ext cx="282091" cy="402987"/>
+                          </a:xfrm>
+                          <a:prstGeom prst="rect">
+                            <a:avLst/>
+                          </a:prstGeom>
+                        </pic:spPr>
+                      </pic:pic>
+                    </a:graphicData>
+                  </a:graphic>
+                </wp:inline>
+              </w:drawing>
             </w:r>
           </w:p>
         </w:tc>
@@ -1596,20 +1660,52 @@
                 <w:b w:val="0"/>
                 <w:sz w:val="28"/>
               </w:rPr>
-              <w:t>الأداة: الكتاب المدرسي – تمرين (1) وتمرين (2) صفحة 116</w:t>
-            </w:r>
-          </w:p>
-          <w:p>
-            <w:pPr>
-              <w:bidi/>
-            </w:pPr>
-            <w:r>
-              <w:rPr>
-                <w:rFonts w:ascii="Times New Roman" w:hAnsi="Times New Roman" w:cs="Times New Roman"/>
-                <w:b w:val="0"/>
-                <w:sz w:val="28"/>
-              </w:rPr>
-              <w:t>يحقق الهدف المهاري 1، 2 والهدف الوجداني 1          الزمن: 10 د</w:t>
+              <w:t xml:space="preserve">يحقق الهدف المهاري 1، 2 والهدف الوجداني 1          10د   </w:t>
+            </w:r>
+            <w:r>
+              <w:rPr>
+                <w:rFonts w:asciiTheme="majorBidi" w:hAnsiTheme="majorBidi" w:cstheme="majorBidi"/>
+                <w:noProof/>
+                <w:color w:val="000000" w:themeColor="text1"/>
+                <w:sz w:val="28"/>
+                <w:szCs w:val="28"/>
+                <w:lang w:val="en-GB"/>
+              </w:rPr>
+              <w:drawing>
+                <wp:inline distT="0" distB="0" distL="0" distR="0" wp14:anchorId="5E5A22F3" wp14:editId="42FBB173">
+                  <wp:extent cx="281940" cy="402771"/>
+                  <wp:effectExtent l="38100" t="38100" r="41910" b="35560"/>
+                  <wp:docPr id="650313935" name="Picture 1"/>
+                  <wp:cNvGraphicFramePr>
+                    <a:graphicFrameLocks xmlns:a="http://schemas.openxmlformats.org/drawingml/2006/main" noChangeAspect="1"/>
+                  </wp:cNvGraphicFramePr>
+                  <a:graphic xmlns:a="http://schemas.openxmlformats.org/drawingml/2006/main">
+                    <a:graphicData uri="http://schemas.openxmlformats.org/drawingml/2006/picture">
+                      <pic:pic xmlns:pic="http://schemas.openxmlformats.org/drawingml/2006/picture">
+                        <pic:nvPicPr>
+                          <pic:cNvPr id="1741618088" name=""/>
+                          <pic:cNvPicPr/>
+                        </pic:nvPicPr>
+                        <pic:blipFill>
+                          <a:blip r:embed="rId10"/>
+                          <a:stretch>
+                            <a:fillRect/>
+                          </a:stretch>
+                        </pic:blipFill>
+                        <pic:spPr>
+                          <a:xfrm rot="20991639">
+                            <a:off x="0" y="0"/>
+                            <a:ext cx="282091" cy="402987"/>
+                          </a:xfrm>
+                          <a:prstGeom prst="rect">
+                            <a:avLst/>
+                          </a:prstGeom>
+                        </pic:spPr>
+                      </pic:pic>
+                    </a:graphicData>
+                  </a:graphic>
+                </wp:inline>
+              </w:drawing>
             </w:r>
           </w:p>
         </w:tc>
@@ -1738,20 +1834,52 @@
                 <w:b w:val="0"/>
                 <w:sz w:val="28"/>
               </w:rPr>
-              <w:t>الأداة: الكتاب المدرسي – تمرين (3) صفحة 119، والمثال (5) صفحة 118</w:t>
-            </w:r>
-          </w:p>
-          <w:p>
-            <w:pPr>
-              <w:bidi/>
-            </w:pPr>
-            <w:r>
-              <w:rPr>
-                <w:rFonts w:ascii="Times New Roman" w:hAnsi="Times New Roman" w:cs="Times New Roman"/>
-                <w:b w:val="0"/>
-                <w:sz w:val="28"/>
-              </w:rPr>
-              <w:t>يحقق الهدف المهاري 2، 4 والهدف المعرفي 4          الزمن: 10 د</w:t>
+              <w:t xml:space="preserve">يحقق الهدف المهاري 2، 4 والهدف المعرفي 4          10د   </w:t>
+            </w:r>
+            <w:r>
+              <w:rPr>
+                <w:rFonts w:asciiTheme="majorBidi" w:hAnsiTheme="majorBidi" w:cstheme="majorBidi"/>
+                <w:noProof/>
+                <w:color w:val="000000" w:themeColor="text1"/>
+                <w:sz w:val="28"/>
+                <w:szCs w:val="28"/>
+                <w:lang w:val="en-GB"/>
+              </w:rPr>
+              <w:drawing>
+                <wp:inline distT="0" distB="0" distL="0" distR="0" wp14:anchorId="5E5A22F3" wp14:editId="42FBB173">
+                  <wp:extent cx="281940" cy="402771"/>
+                  <wp:effectExtent l="38100" t="38100" r="41910" b="35560"/>
+                  <wp:docPr id="650313935" name="Picture 1"/>
+                  <wp:cNvGraphicFramePr>
+                    <a:graphicFrameLocks xmlns:a="http://schemas.openxmlformats.org/drawingml/2006/main" noChangeAspect="1"/>
+                  </wp:cNvGraphicFramePr>
+                  <a:graphic xmlns:a="http://schemas.openxmlformats.org/drawingml/2006/main">
+                    <a:graphicData uri="http://schemas.openxmlformats.org/drawingml/2006/picture">
+                      <pic:pic xmlns:pic="http://schemas.openxmlformats.org/drawingml/2006/picture">
+                        <pic:nvPicPr>
+                          <pic:cNvPr id="1741618088" name=""/>
+                          <pic:cNvPicPr/>
+                        </pic:nvPicPr>
+                        <pic:blipFill>
+                          <a:blip r:embed="rId10"/>
+                          <a:stretch>
+                            <a:fillRect/>
+                          </a:stretch>
+                        </pic:blipFill>
+                        <pic:spPr>
+                          <a:xfrm rot="20991639">
+                            <a:off x="0" y="0"/>
+                            <a:ext cx="282091" cy="402987"/>
+                          </a:xfrm>
+                          <a:prstGeom prst="rect">
+                            <a:avLst/>
+                          </a:prstGeom>
+                        </pic:spPr>
+                      </pic:pic>
+                    </a:graphicData>
+                  </a:graphic>
+                </wp:inline>
+              </w:drawing>
             </w:r>
           </w:p>
         </w:tc>

--- a/lesson-plans/5-الرابطة-الأيونية-الترتيب-النقطي-للمركبات.docx
+++ b/lesson-plans/5-الرابطة-الأيونية-الترتيب-النقطي-للمركبات.docx
@@ -673,6 +673,10 @@
           <w:p>
             <w:pPr>
               <w:bidi/>
+              <w:rPr>
+                <w:rtl/>
+                <w:lang w:val="en-US" w:bidi="ar-SA"/>
+              </w:rPr>
             </w:pPr>
             <w:r/>
             <w:r>
@@ -680,6 +684,8 @@
                 <w:rFonts w:ascii="Times New Roman" w:hAnsi="Times New Roman" w:cs="Times New Roman"/>
                 <w:b w:val="0"/>
                 <w:sz w:val="28"/>
+                <w:rtl/>
+                <w:lang w:val="en-US" w:bidi="ar-SA"/>
               </w:rPr>
               <w:t>الروابط الكيميائية</w:t>
             </w:r>
@@ -693,6 +699,10 @@
           <w:p>
             <w:pPr>
               <w:bidi/>
+              <w:rPr>
+                <w:rtl/>
+                <w:lang w:val="en-US" w:bidi="ar-SA"/>
+              </w:rPr>
             </w:pPr>
             <w:r/>
             <w:r>
@@ -700,6 +710,8 @@
                 <w:rFonts w:ascii="Times New Roman" w:hAnsi="Times New Roman" w:cs="Times New Roman"/>
                 <w:b/>
                 <w:sz w:val="28"/>
+                <w:rtl/>
+                <w:lang w:val="en-US" w:bidi="ar-SA"/>
               </w:rPr>
               <w:t>الوحدة</w:t>
             </w:r>
@@ -714,6 +726,10 @@
           <w:p>
             <w:pPr>
               <w:bidi/>
+              <w:rPr>
+                <w:rtl/>
+                <w:lang w:val="en-US" w:bidi="ar-SA"/>
+              </w:rPr>
             </w:pPr>
             <w:r/>
             <w:r>
@@ -721,6 +737,8 @@
                 <w:rFonts w:ascii="Times New Roman" w:hAnsi="Times New Roman" w:cs="Times New Roman"/>
                 <w:b w:val="0"/>
                 <w:sz w:val="28"/>
+                <w:rtl/>
+                <w:lang w:val="en-US" w:bidi="ar-SA"/>
               </w:rPr>
               <w:t>الرابطة الأيونية والمركبات الأيونية</w:t>
             </w:r>
@@ -734,6 +752,10 @@
           <w:p>
             <w:pPr>
               <w:bidi/>
+              <w:rPr>
+                <w:rtl/>
+                <w:lang w:val="en-US" w:bidi="ar-SA"/>
+              </w:rPr>
             </w:pPr>
             <w:r/>
             <w:r>
@@ -741,6 +763,8 @@
                 <w:rFonts w:ascii="Times New Roman" w:hAnsi="Times New Roman" w:cs="Times New Roman"/>
                 <w:b/>
                 <w:sz w:val="28"/>
+                <w:rtl/>
+                <w:lang w:val="en-US" w:bidi="ar-SA"/>
               </w:rPr>
               <w:t>الفصل</w:t>
             </w:r>
@@ -755,6 +779,10 @@
           <w:p>
             <w:pPr>
               <w:bidi/>
+              <w:rPr>
+                <w:rtl/>
+                <w:lang w:val="en-US" w:bidi="ar-SA"/>
+              </w:rPr>
             </w:pPr>
             <w:r/>
             <w:r>
@@ -762,6 +790,8 @@
                 <w:rFonts w:ascii="Times New Roman" w:hAnsi="Times New Roman" w:cs="Times New Roman"/>
                 <w:b w:val="0"/>
                 <w:sz w:val="28"/>
+                <w:rtl/>
+                <w:lang w:val="en-US" w:bidi="ar-SA"/>
               </w:rPr>
               <w:t>الرابطة الأيونية (الترتيب الإلكتروني النقطي المكون للمركبات الأيونية)</w:t>
             </w:r>
@@ -775,6 +805,10 @@
           <w:p>
             <w:pPr>
               <w:bidi/>
+              <w:rPr>
+                <w:rtl/>
+                <w:lang w:val="en-US" w:bidi="ar-SA"/>
+              </w:rPr>
             </w:pPr>
             <w:r/>
             <w:r>
@@ -782,6 +816,8 @@
                 <w:rFonts w:ascii="Times New Roman" w:hAnsi="Times New Roman" w:cs="Times New Roman"/>
                 <w:b/>
                 <w:sz w:val="28"/>
+                <w:rtl/>
+                <w:lang w:val="en-US" w:bidi="ar-SA"/>
               </w:rPr>
               <w:t>الدرس</w:t>
             </w:r>
@@ -792,6 +828,10 @@
     <w:p>
       <w:pPr>
         <w:bidi/>
+        <w:rPr>
+          <w:rtl/>
+          <w:lang w:val="en-US" w:bidi="ar-SA"/>
+        </w:rPr>
       </w:pPr>
     </w:p>
     <w:tbl>
@@ -814,6 +854,10 @@
           <w:p>
             <w:pPr>
               <w:bidi/>
+              <w:rPr>
+                <w:rtl/>
+                <w:lang w:val="en-US" w:bidi="ar-SA"/>
+              </w:rPr>
             </w:pPr>
             <w:r/>
             <w:r>
@@ -821,6 +865,8 @@
                 <w:rFonts w:ascii="Times New Roman" w:hAnsi="Times New Roman" w:cs="Times New Roman"/>
                 <w:b/>
                 <w:sz w:val="28"/>
+                <w:rtl/>
+                <w:lang w:val="en-US" w:bidi="ar-SA"/>
               </w:rPr>
               <w:t>بعد الانتهاء من الدرس ستكون المتعلمة قادرة على أن:</w:t>
             </w:r>
@@ -834,6 +880,10 @@
           <w:p>
             <w:pPr>
               <w:bidi/>
+              <w:rPr>
+                <w:rtl/>
+                <w:lang w:val="en-US" w:bidi="ar-SA"/>
+              </w:rPr>
             </w:pPr>
             <w:r/>
             <w:r>
@@ -841,6 +891,8 @@
                 <w:rFonts w:ascii="Times New Roman" w:hAnsi="Times New Roman" w:cs="Times New Roman"/>
                 <w:b/>
                 <w:sz w:val="28"/>
+                <w:rtl/>
+                <w:lang w:val="en-US" w:bidi="ar-SA"/>
               </w:rPr>
               <w:t>الأهداف السلوكية:</w:t>
             </w:r>
@@ -855,6 +907,10 @@
           <w:p>
             <w:pPr>
               <w:bidi/>
+              <w:rPr>
+                <w:rtl/>
+                <w:lang w:val="en-US" w:bidi="ar-SA"/>
+              </w:rPr>
             </w:pPr>
             <w:r/>
             <w:r>
@@ -862,6 +918,8 @@
                 <w:rFonts w:ascii="Times New Roman" w:hAnsi="Times New Roman" w:cs="Times New Roman"/>
                 <w:b w:val="0"/>
                 <w:sz w:val="28"/>
+                <w:rtl/>
+                <w:lang w:val="en-US" w:bidi="ar-SA"/>
               </w:rPr>
               <w:t>١. تكتب الترتيب الإلكتروني النقطي لتكوين المركبات الأيونية (NaCl، MgO، K₂O، Li₃N).</w:t>
             </w:r>
@@ -869,12 +927,18 @@
           <w:p>
             <w:pPr>
               <w:bidi/>
+              <w:rPr>
+                <w:rtl/>
+                <w:lang w:val="en-US" w:bidi="ar-SA"/>
+              </w:rPr>
             </w:pPr>
             <w:r>
               <w:rPr>
                 <w:rFonts w:ascii="Times New Roman" w:hAnsi="Times New Roman" w:cs="Times New Roman"/>
                 <w:b w:val="0"/>
                 <w:sz w:val="28"/>
+                <w:rtl/>
+                <w:lang w:val="en-US" w:bidi="ar-SA"/>
               </w:rPr>
               <w:t>٢. تطبق قانون حفظ الشحنة في معادلة تكوين المركب الأيوني.</w:t>
             </w:r>
@@ -882,12 +946,18 @@
           <w:p>
             <w:pPr>
               <w:bidi/>
+              <w:rPr>
+                <w:rtl/>
+                <w:lang w:val="en-US" w:bidi="ar-SA"/>
+              </w:rPr>
             </w:pPr>
             <w:r>
               <w:rPr>
                 <w:rFonts w:ascii="Times New Roman" w:hAnsi="Times New Roman" w:cs="Times New Roman"/>
                 <w:b w:val="0"/>
                 <w:sz w:val="28"/>
+                <w:rtl/>
+                <w:lang w:val="en-US" w:bidi="ar-SA"/>
               </w:rPr>
               <w:t>٣. تفسّر سبب احتياج بعض المركبات إلى أكثر من ذرة من أحد العناصر (ذرتان من K وذرة من O).</w:t>
             </w:r>
@@ -895,12 +965,18 @@
           <w:p>
             <w:pPr>
               <w:bidi/>
+              <w:rPr>
+                <w:rtl/>
+                <w:lang w:val="en-US" w:bidi="ar-SA"/>
+              </w:rPr>
             </w:pPr>
             <w:r>
               <w:rPr>
                 <w:rFonts w:ascii="Times New Roman" w:hAnsi="Times New Roman" w:cs="Times New Roman"/>
                 <w:b w:val="0"/>
                 <w:sz w:val="28"/>
+                <w:rtl/>
+                <w:lang w:val="en-US" w:bidi="ar-SA"/>
               </w:rPr>
               <w:t>٤. تستخدم طريقة التبادل للحصول على صيغة المركب الأيوني.</w:t>
             </w:r>
@@ -914,6 +990,10 @@
           <w:p>
             <w:pPr>
               <w:bidi/>
+              <w:rPr>
+                <w:rtl/>
+                <w:lang w:val="en-US" w:bidi="ar-SA"/>
+              </w:rPr>
             </w:pPr>
             <w:r/>
             <w:r>
@@ -921,6 +1001,8 @@
                 <w:rFonts w:ascii="Times New Roman" w:hAnsi="Times New Roman" w:cs="Times New Roman"/>
                 <w:b/>
                 <w:sz w:val="28"/>
+                <w:rtl/>
+                <w:lang w:val="en-US" w:bidi="ar-SA"/>
               </w:rPr>
               <w:t>الأهداف المعرفية:</w:t>
             </w:r>
@@ -935,6 +1017,10 @@
           <w:p>
             <w:pPr>
               <w:bidi/>
+              <w:rPr>
+                <w:rtl/>
+                <w:lang w:val="en-US" w:bidi="ar-SA"/>
+              </w:rPr>
             </w:pPr>
             <w:r/>
             <w:r>
@@ -942,6 +1028,8 @@
                 <w:rFonts w:ascii="Times New Roman" w:hAnsi="Times New Roman" w:cs="Times New Roman"/>
                 <w:b w:val="0"/>
                 <w:sz w:val="28"/>
+                <w:rtl/>
+                <w:lang w:val="en-US" w:bidi="ar-SA"/>
               </w:rPr>
               <w:t>١. تمثّل تكوّن المركب الأيوني بالترتيب النقطي في معادلة كيميائية.</w:t>
             </w:r>
@@ -949,12 +1037,18 @@
           <w:p>
             <w:pPr>
               <w:bidi/>
+              <w:rPr>
+                <w:rtl/>
+                <w:lang w:val="en-US" w:bidi="ar-SA"/>
+              </w:rPr>
             </w:pPr>
             <w:r>
               <w:rPr>
                 <w:rFonts w:ascii="Times New Roman" w:hAnsi="Times New Roman" w:cs="Times New Roman"/>
                 <w:b w:val="0"/>
                 <w:sz w:val="28"/>
+                <w:rtl/>
+                <w:lang w:val="en-US" w:bidi="ar-SA"/>
               </w:rPr>
               <w:t>٢. تكتب صيغة المركب الأيوني وتسميه.</w:t>
             </w:r>
@@ -968,6 +1062,10 @@
           <w:p>
             <w:pPr>
               <w:bidi/>
+              <w:rPr>
+                <w:rtl/>
+                <w:lang w:val="en-US" w:bidi="ar-SA"/>
+              </w:rPr>
             </w:pPr>
             <w:r/>
             <w:r>
@@ -975,6 +1073,8 @@
                 <w:rFonts w:ascii="Times New Roman" w:hAnsi="Times New Roman" w:cs="Times New Roman"/>
                 <w:b/>
                 <w:sz w:val="28"/>
+                <w:rtl/>
+                <w:lang w:val="en-US" w:bidi="ar-SA"/>
               </w:rPr>
               <w:t>الأهداف المهارية:</w:t>
             </w:r>
@@ -989,6 +1089,10 @@
           <w:p>
             <w:pPr>
               <w:bidi/>
+              <w:rPr>
+                <w:rtl/>
+                <w:lang w:val="en-US" w:bidi="ar-SA"/>
+              </w:rPr>
             </w:pPr>
             <w:r/>
             <w:r>
@@ -996,6 +1100,8 @@
                 <w:rFonts w:ascii="Times New Roman" w:hAnsi="Times New Roman" w:cs="Times New Roman"/>
                 <w:b w:val="0"/>
                 <w:sz w:val="28"/>
+                <w:rtl/>
+                <w:lang w:val="en-US" w:bidi="ar-SA"/>
               </w:rPr>
               <w:t>١. تقدّر أهمية الترتيب النقطي في تمثيل تفاعلات الذرات.</w:t>
             </w:r>
@@ -1003,12 +1109,18 @@
           <w:p>
             <w:pPr>
               <w:bidi/>
+              <w:rPr>
+                <w:rtl/>
+                <w:lang w:val="en-US" w:bidi="ar-SA"/>
+              </w:rPr>
             </w:pPr>
             <w:r>
               <w:rPr>
                 <w:rFonts w:ascii="Times New Roman" w:hAnsi="Times New Roman" w:cs="Times New Roman"/>
                 <w:b w:val="0"/>
                 <w:sz w:val="28"/>
+                <w:rtl/>
+                <w:lang w:val="en-US" w:bidi="ar-SA"/>
               </w:rPr>
               <w:t>٢. تحرص على الدقة عند كتابة الصيغ الكيميائية.</w:t>
             </w:r>
@@ -1016,12 +1128,18 @@
           <w:p>
             <w:pPr>
               <w:bidi/>
+              <w:rPr>
+                <w:rtl/>
+                <w:lang w:val="en-US" w:bidi="ar-SA"/>
+              </w:rPr>
             </w:pPr>
             <w:r>
               <w:rPr>
                 <w:rFonts w:ascii="Times New Roman" w:hAnsi="Times New Roman" w:cs="Times New Roman"/>
                 <w:b w:val="0"/>
                 <w:sz w:val="28"/>
+                <w:rtl/>
+                <w:lang w:val="en-US" w:bidi="ar-SA"/>
               </w:rPr>
               <w:t>٣. تشارك زميلاتها بروح الفريق.</w:t>
             </w:r>
@@ -1035,6 +1153,10 @@
           <w:p>
             <w:pPr>
               <w:bidi/>
+              <w:rPr>
+                <w:rtl/>
+                <w:lang w:val="en-US" w:bidi="ar-SA"/>
+              </w:rPr>
             </w:pPr>
             <w:r/>
             <w:r>
@@ -1042,6 +1164,8 @@
                 <w:rFonts w:ascii="Times New Roman" w:hAnsi="Times New Roman" w:cs="Times New Roman"/>
                 <w:b/>
                 <w:sz w:val="28"/>
+                <w:rtl/>
+                <w:lang w:val="en-US" w:bidi="ar-SA"/>
               </w:rPr>
               <w:t>الأهداف الوجدانية:</w:t>
             </w:r>
@@ -1052,6 +1176,10 @@
     <w:p>
       <w:pPr>
         <w:bidi/>
+        <w:rPr>
+          <w:rtl/>
+          <w:lang w:val="en-US" w:bidi="ar-SA"/>
+        </w:rPr>
       </w:pPr>
     </w:p>
     <w:tbl>
@@ -1073,6 +1201,10 @@
           <w:p>
             <w:pPr>
               <w:bidi/>
+              <w:rPr>
+                <w:rtl/>
+                <w:lang w:val="en-US" w:bidi="ar-SA"/>
+              </w:rPr>
             </w:pPr>
             <w:r/>
             <w:r>
@@ -1080,6 +1212,8 @@
                 <w:rFonts w:ascii="Times New Roman" w:hAnsi="Times New Roman" w:cs="Times New Roman"/>
                 <w:b w:val="0"/>
                 <w:sz w:val="28"/>
+                <w:rtl/>
+                <w:lang w:val="en-US" w:bidi="ar-SA"/>
               </w:rPr>
               <w:t>الكتاب المدرسي – البطاقات التشجيعية – الشاشة الذكية – الجدول الدوري – الكتاب الحي (index.html) على أجهزة الطالبات أو الشاشة الذكية</w:t>
             </w:r>
@@ -1093,6 +1227,10 @@
           <w:p>
             <w:pPr>
               <w:bidi/>
+              <w:rPr>
+                <w:rtl/>
+                <w:lang w:val="en-US" w:bidi="ar-SA"/>
+              </w:rPr>
             </w:pPr>
             <w:r/>
             <w:r>
@@ -1100,6 +1238,8 @@
                 <w:rFonts w:ascii="Times New Roman" w:hAnsi="Times New Roman" w:cs="Times New Roman"/>
                 <w:b/>
                 <w:sz w:val="28"/>
+                <w:rtl/>
+                <w:lang w:val="en-US" w:bidi="ar-SA"/>
               </w:rPr>
               <w:t>الوسائل التعليمية:</w:t>
             </w:r>
@@ -1114,6 +1254,10 @@
           <w:p>
             <w:pPr>
               <w:bidi/>
+              <w:rPr>
+                <w:rtl/>
+                <w:lang w:val="en-US" w:bidi="ar-SA"/>
+              </w:rPr>
             </w:pPr>
             <w:r/>
             <w:r>
@@ -1121,6 +1265,8 @@
                 <w:rFonts w:ascii="Times New Roman" w:hAnsi="Times New Roman" w:cs="Times New Roman"/>
                 <w:b w:val="0"/>
                 <w:sz w:val="28"/>
+                <w:rtl/>
+                <w:lang w:val="en-US" w:bidi="ar-SA"/>
               </w:rPr>
               <w:t>مجموعات من 4-5 متعلمات على شكل حرف U</w:t>
             </w:r>
@@ -1134,6 +1280,10 @@
           <w:p>
             <w:pPr>
               <w:bidi/>
+              <w:rPr>
+                <w:rtl/>
+                <w:lang w:val="en-US" w:bidi="ar-SA"/>
+              </w:rPr>
             </w:pPr>
             <w:r/>
             <w:r>
@@ -1141,6 +1291,8 @@
                 <w:rFonts w:ascii="Times New Roman" w:hAnsi="Times New Roman" w:cs="Times New Roman"/>
                 <w:b/>
                 <w:sz w:val="28"/>
+                <w:rtl/>
+                <w:lang w:val="en-US" w:bidi="ar-SA"/>
               </w:rPr>
               <w:t>نظام الجلسة:</w:t>
             </w:r>
@@ -1151,6 +1303,10 @@
     <w:p>
       <w:pPr>
         <w:bidi/>
+        <w:rPr>
+          <w:rtl/>
+          <w:lang w:val="en-US" w:bidi="ar-SA"/>
+        </w:rPr>
       </w:pPr>
     </w:p>
     <w:tbl>
@@ -1172,6 +1328,10 @@
           <w:p>
             <w:pPr>
               <w:bidi/>
+              <w:rPr>
+                <w:rtl/>
+                <w:lang w:val="en-US" w:bidi="ar-SA"/>
+              </w:rPr>
             </w:pPr>
             <w:r/>
             <w:r>
@@ -1179,6 +1339,8 @@
                 <w:rFonts w:ascii="Times New Roman" w:hAnsi="Times New Roman" w:cs="Times New Roman"/>
                 <w:b/>
                 <w:sz w:val="28"/>
+                <w:rtl/>
+                <w:lang w:val="en-US" w:bidi="ar-SA"/>
               </w:rPr>
               <w:t>المرحلة الأولى: التقديم والتحفيز</w:t>
             </w:r>
@@ -1189,6 +1351,10 @@
     <w:p>
       <w:pPr>
         <w:bidi/>
+        <w:rPr>
+          <w:rtl/>
+          <w:lang w:val="en-US" w:bidi="ar-SA"/>
+        </w:rPr>
       </w:pPr>
     </w:p>
     <w:tbl>
@@ -1211,6 +1377,10 @@
           <w:p>
             <w:pPr>
               <w:bidi/>
+              <w:rPr>
+                <w:rtl/>
+                <w:lang w:val="en-US" w:bidi="ar-SA"/>
+              </w:rPr>
             </w:pPr>
             <w:r/>
             <w:r>
@@ -1218,6 +1388,8 @@
                 <w:rFonts w:ascii="Times New Roman" w:hAnsi="Times New Roman" w:cs="Times New Roman"/>
                 <w:b/>
                 <w:sz w:val="28"/>
+                <w:rtl/>
+                <w:lang w:val="en-US" w:bidi="ar-SA"/>
               </w:rPr>
               <w:t>ميزان الشحنات الغامض</w:t>
             </w:r>
@@ -1231,6 +1403,10 @@
           <w:p>
             <w:pPr>
               <w:bidi/>
+              <w:rPr>
+                <w:rtl/>
+                <w:lang w:val="en-US" w:bidi="ar-SA"/>
+              </w:rPr>
             </w:pPr>
             <w:r/>
             <w:r>
@@ -1238,6 +1414,8 @@
                 <w:rFonts w:ascii="Times New Roman" w:hAnsi="Times New Roman" w:cs="Times New Roman"/>
                 <w:b/>
                 <w:sz w:val="28"/>
+                <w:rtl/>
+                <w:lang w:val="en-US" w:bidi="ar-SA"/>
               </w:rPr>
               <w:t>النشاط رقم 1</w:t>
             </w:r>
@@ -1253,6 +1431,10 @@
           <w:p>
             <w:pPr>
               <w:bidi/>
+              <w:rPr>
+                <w:rtl/>
+                <w:lang w:val="en-US" w:bidi="ar-SA"/>
+              </w:rPr>
             </w:pPr>
             <w:r/>
             <w:r>
@@ -1260,6 +1442,8 @@
                 <w:rFonts w:ascii="Times New Roman" w:hAnsi="Times New Roman" w:cs="Times New Roman"/>
                 <w:b w:val="0"/>
                 <w:sz w:val="28"/>
+                <w:rtl/>
+                <w:lang w:val="en-US" w:bidi="ar-SA"/>
               </w:rPr>
               <w:t>استراتيجية: (تحليل البيانات، إثارة التساؤل)</w:t>
             </w:r>
@@ -1267,12 +1451,18 @@
           <w:p>
             <w:pPr>
               <w:bidi/>
+              <w:rPr>
+                <w:rtl/>
+                <w:lang w:val="en-US" w:bidi="ar-SA"/>
+              </w:rPr>
             </w:pPr>
             <w:r>
               <w:rPr>
                 <w:rFonts w:ascii="Times New Roman" w:hAnsi="Times New Roman" w:cs="Times New Roman"/>
                 <w:b w:val="0"/>
                 <w:sz w:val="28"/>
+                <w:rtl/>
+                <w:lang w:val="en-US" w:bidi="ar-SA"/>
               </w:rPr>
               <w:t xml:space="preserve">يحقق الهدف المعرفي 2          5د   </w:t>
             </w:r>
@@ -1333,6 +1523,10 @@
           <w:p>
             <w:pPr>
               <w:bidi/>
+              <w:rPr>
+                <w:rtl/>
+                <w:lang w:val="en-US" w:bidi="ar-SA"/>
+              </w:rPr>
             </w:pPr>
             <w:r/>
             <w:r>
@@ -1340,6 +1534,8 @@
                 <w:rFonts w:ascii="Times New Roman" w:hAnsi="Times New Roman" w:cs="Times New Roman"/>
                 <w:b w:val="0"/>
                 <w:sz w:val="28"/>
+                <w:rtl/>
+                <w:lang w:val="en-US" w:bidi="ar-SA"/>
               </w:rPr>
               <w:t>أطرح السؤال: كيف يمكن لذرة مغنيسيوم واحدة (تحتاج إلى فقد إلكترونين) أن ترتبط بذرة كلور واحدة (تحتاج إلى إلكترون واحد فقط)؟</w:t>
             </w:r>
@@ -1347,12 +1543,18 @@
           <w:p>
             <w:pPr>
               <w:bidi/>
+              <w:rPr>
+                <w:rtl/>
+                <w:lang w:val="en-US" w:bidi="ar-SA"/>
+              </w:rPr>
             </w:pPr>
             <w:r>
               <w:rPr>
                 <w:rFonts w:ascii="Times New Roman" w:hAnsi="Times New Roman" w:cs="Times New Roman"/>
                 <w:b w:val="0"/>
                 <w:sz w:val="28"/>
+                <w:rtl/>
+                <w:lang w:val="en-US" w:bidi="ar-SA"/>
               </w:rPr>
               <w:t>أسجل إجابات الطالبات دون تصحيح، ثم أربط ذلك بموضوع الدرس: كيف نضبط عدد الذرات حتى تتعادل الشحنات؟</w:t>
             </w:r>
@@ -1363,6 +1565,10 @@
     <w:p>
       <w:pPr>
         <w:bidi/>
+        <w:rPr>
+          <w:rtl/>
+          <w:lang w:val="en-US" w:bidi="ar-SA"/>
+        </w:rPr>
       </w:pPr>
     </w:p>
     <w:tbl>
@@ -1384,6 +1590,10 @@
           <w:p>
             <w:pPr>
               <w:bidi/>
+              <w:rPr>
+                <w:rtl/>
+                <w:lang w:val="en-US" w:bidi="ar-SA"/>
+              </w:rPr>
             </w:pPr>
             <w:r/>
             <w:r>
@@ -1391,6 +1601,8 @@
                 <w:rFonts w:ascii="Times New Roman" w:hAnsi="Times New Roman" w:cs="Times New Roman"/>
                 <w:b/>
                 <w:sz w:val="28"/>
+                <w:rtl/>
+                <w:lang w:val="en-US" w:bidi="ar-SA"/>
               </w:rPr>
               <w:t>المرحلة الثانية: الاستكشاف والتعلم</w:t>
             </w:r>
@@ -1401,6 +1613,10 @@
     <w:p>
       <w:pPr>
         <w:bidi/>
+        <w:rPr>
+          <w:rtl/>
+          <w:lang w:val="en-US" w:bidi="ar-SA"/>
+        </w:rPr>
       </w:pPr>
     </w:p>
     <w:tbl>
@@ -1423,6 +1639,10 @@
           <w:p>
             <w:pPr>
               <w:bidi/>
+              <w:rPr>
+                <w:rtl/>
+                <w:lang w:val="en-US" w:bidi="ar-SA"/>
+              </w:rPr>
             </w:pPr>
             <w:r/>
             <w:r>
@@ -1430,6 +1650,8 @@
                 <w:rFonts w:ascii="Times New Roman" w:hAnsi="Times New Roman" w:cs="Times New Roman"/>
                 <w:b/>
                 <w:sz w:val="28"/>
+                <w:rtl/>
+                <w:lang w:val="en-US" w:bidi="ar-SA"/>
               </w:rPr>
               <w:t>مختبر التبادل: خطوة بخطوة</w:t>
             </w:r>
@@ -1443,6 +1665,10 @@
           <w:p>
             <w:pPr>
               <w:bidi/>
+              <w:rPr>
+                <w:rtl/>
+                <w:lang w:val="en-US" w:bidi="ar-SA"/>
+              </w:rPr>
             </w:pPr>
             <w:r/>
             <w:r>
@@ -1450,6 +1676,8 @@
                 <w:rFonts w:ascii="Times New Roman" w:hAnsi="Times New Roman" w:cs="Times New Roman"/>
                 <w:b/>
                 <w:sz w:val="28"/>
+                <w:rtl/>
+                <w:lang w:val="en-US" w:bidi="ar-SA"/>
               </w:rPr>
               <w:t>النشاط رقم 2</w:t>
             </w:r>
@@ -1465,6 +1693,10 @@
           <w:p>
             <w:pPr>
               <w:bidi/>
+              <w:rPr>
+                <w:rtl/>
+                <w:lang w:val="en-US" w:bidi="ar-SA"/>
+              </w:rPr>
             </w:pPr>
             <w:r/>
             <w:r>
@@ -1472,6 +1704,8 @@
                 <w:rFonts w:ascii="Times New Roman" w:hAnsi="Times New Roman" w:cs="Times New Roman"/>
                 <w:b w:val="0"/>
                 <w:sz w:val="28"/>
+                <w:rtl/>
+                <w:lang w:val="en-US" w:bidi="ar-SA"/>
               </w:rPr>
               <w:t>استراتيجية: (التعلم الذاتي الرقمي والنمذجة)</w:t>
             </w:r>
@@ -1479,12 +1713,18 @@
           <w:p>
             <w:pPr>
               <w:bidi/>
+              <w:rPr>
+                <w:rtl/>
+                <w:lang w:val="en-US" w:bidi="ar-SA"/>
+              </w:rPr>
             </w:pPr>
             <w:r>
               <w:rPr>
                 <w:rFonts w:ascii="Times New Roman" w:hAnsi="Times New Roman" w:cs="Times New Roman"/>
                 <w:b w:val="0"/>
                 <w:sz w:val="28"/>
+                <w:rtl/>
+                <w:lang w:val="en-US" w:bidi="ar-SA"/>
               </w:rPr>
               <w:t xml:space="preserve">يحقق الهدف المعرفي 1، 2، 3 والهدف المهاري 1          10د   </w:t>
             </w:r>
@@ -1545,6 +1785,10 @@
           <w:p>
             <w:pPr>
               <w:bidi/>
+              <w:rPr>
+                <w:rtl/>
+                <w:lang w:val="en-US" w:bidi="ar-SA"/>
+              </w:rPr>
             </w:pPr>
             <w:r/>
             <w:r>
@@ -1552,6 +1796,8 @@
                 <w:rFonts w:ascii="Times New Roman" w:hAnsi="Times New Roman" w:cs="Times New Roman"/>
                 <w:b w:val="0"/>
                 <w:sz w:val="28"/>
+                <w:rtl/>
+                <w:lang w:val="en-US" w:bidi="ar-SA"/>
               </w:rPr>
               <w:t>تتابع كل طالبة الصفحات التفاعلية، وتطبق قانون حفظ الشحنة: مجموع الشحنات قبل التفاعل = مجموعها بعد التفاعل (0 + 0 = (+1) + (−1) = 0).</w:t>
             </w:r>
@@ -1559,12 +1805,18 @@
           <w:p>
             <w:pPr>
               <w:bidi/>
+              <w:rPr>
+                <w:rtl/>
+                <w:lang w:val="en-US" w:bidi="ar-SA"/>
+              </w:rPr>
             </w:pPr>
             <w:r>
               <w:rPr>
                 <w:rFonts w:ascii="Times New Roman" w:hAnsi="Times New Roman" w:cs="Times New Roman"/>
                 <w:b w:val="0"/>
                 <w:sz w:val="28"/>
+                <w:rtl/>
+                <w:lang w:val="en-US" w:bidi="ar-SA"/>
               </w:rPr>
               <w:t>أوضح طريقة التبادل: نبدّل عدد الإلكترونات بين الذرتين ونكتب العدد أمام الذرة المقابلة، مع الاختصار عند وجود عامل مشترك. ثم أتابع أخطاء الطالبات على الشاشة الذكية.</w:t>
             </w:r>
@@ -1575,6 +1827,10 @@
     <w:p>
       <w:pPr>
         <w:bidi/>
+        <w:rPr>
+          <w:rtl/>
+          <w:lang w:val="en-US" w:bidi="ar-SA"/>
+        </w:rPr>
       </w:pPr>
     </w:p>
     <w:tbl>
@@ -1597,6 +1853,10 @@
           <w:p>
             <w:pPr>
               <w:bidi/>
+              <w:rPr>
+                <w:rtl/>
+                <w:lang w:val="en-US" w:bidi="ar-SA"/>
+              </w:rPr>
             </w:pPr>
             <w:r/>
             <w:r>
@@ -1604,6 +1864,8 @@
                 <w:rFonts w:ascii="Times New Roman" w:hAnsi="Times New Roman" w:cs="Times New Roman"/>
                 <w:b/>
                 <w:sz w:val="28"/>
+                <w:rtl/>
+                <w:lang w:val="en-US" w:bidi="ar-SA"/>
               </w:rPr>
               <w:t>ملح الطعام وأخواته: تمرينا (1) و(2)</w:t>
             </w:r>
@@ -1617,6 +1879,10 @@
           <w:p>
             <w:pPr>
               <w:bidi/>
+              <w:rPr>
+                <w:rtl/>
+                <w:lang w:val="en-US" w:bidi="ar-SA"/>
+              </w:rPr>
             </w:pPr>
             <w:r/>
             <w:r>
@@ -1624,6 +1890,8 @@
                 <w:rFonts w:ascii="Times New Roman" w:hAnsi="Times New Roman" w:cs="Times New Roman"/>
                 <w:b/>
                 <w:sz w:val="28"/>
+                <w:rtl/>
+                <w:lang w:val="en-US" w:bidi="ar-SA"/>
               </w:rPr>
               <w:t>النشاط رقم 3</w:t>
             </w:r>
@@ -1639,6 +1907,10 @@
           <w:p>
             <w:pPr>
               <w:bidi/>
+              <w:rPr>
+                <w:rtl/>
+                <w:lang w:val="en-US" w:bidi="ar-SA"/>
+              </w:rPr>
             </w:pPr>
             <w:r/>
             <w:r>
@@ -1646,6 +1918,8 @@
                 <w:rFonts w:ascii="Times New Roman" w:hAnsi="Times New Roman" w:cs="Times New Roman"/>
                 <w:b w:val="0"/>
                 <w:sz w:val="28"/>
+                <w:rtl/>
+                <w:lang w:val="en-US" w:bidi="ar-SA"/>
               </w:rPr>
               <w:t>استراتيجية: (تطوير النماذج واستخدامها، التعلم التعاوني)</w:t>
             </w:r>
@@ -1653,12 +1927,18 @@
           <w:p>
             <w:pPr>
               <w:bidi/>
+              <w:rPr>
+                <w:rtl/>
+                <w:lang w:val="en-US" w:bidi="ar-SA"/>
+              </w:rPr>
             </w:pPr>
             <w:r>
               <w:rPr>
                 <w:rFonts w:ascii="Times New Roman" w:hAnsi="Times New Roman" w:cs="Times New Roman"/>
                 <w:b w:val="0"/>
                 <w:sz w:val="28"/>
+                <w:rtl/>
+                <w:lang w:val="en-US" w:bidi="ar-SA"/>
               </w:rPr>
               <w:t xml:space="preserve">يحقق الهدف المهاري 1، 2 والهدف الوجداني 1          10د   </w:t>
             </w:r>
@@ -1719,6 +1999,10 @@
           <w:p>
             <w:pPr>
               <w:bidi/>
+              <w:rPr>
+                <w:rtl/>
+                <w:lang w:val="en-US" w:bidi="ar-SA"/>
+              </w:rPr>
             </w:pPr>
             <w:r/>
             <w:r>
@@ -1726,6 +2010,8 @@
                 <w:rFonts w:ascii="Times New Roman" w:hAnsi="Times New Roman" w:cs="Times New Roman"/>
                 <w:b w:val="0"/>
                 <w:sz w:val="28"/>
+                <w:rtl/>
+                <w:lang w:val="en-US" w:bidi="ar-SA"/>
               </w:rPr>
               <w:t>أطلب من المجموعات تمثيل تكوّن كلوريد البوتاسيوم KCl من تمرين (1)، وأكسيد الكالسيوم CaO من تمرين (2)، بالترتيب النقطي ثم بطريقة التبادل.</w:t>
             </w:r>
@@ -1733,12 +2019,18 @@
           <w:p>
             <w:pPr>
               <w:bidi/>
+              <w:rPr>
+                <w:rtl/>
+                <w:lang w:val="en-US" w:bidi="ar-SA"/>
+              </w:rPr>
             </w:pPr>
             <w:r>
               <w:rPr>
                 <w:rFonts w:ascii="Times New Roman" w:hAnsi="Times New Roman" w:cs="Times New Roman"/>
                 <w:b w:val="0"/>
                 <w:sz w:val="28"/>
+                <w:rtl/>
+                <w:lang w:val="en-US" w:bidi="ar-SA"/>
               </w:rPr>
               <w:t>أناقش الحلول، وأوجّه الطالبات لملاحظة أن كل معادلة يجب أن يكون مجموع شحناتها صفرًا، ثم أكتب الصيغة النهائية وأسمّي كل مركب.</w:t>
             </w:r>
@@ -1749,6 +2041,10 @@
     <w:p>
       <w:pPr>
         <w:bidi/>
+        <w:rPr>
+          <w:rtl/>
+          <w:lang w:val="en-US" w:bidi="ar-SA"/>
+        </w:rPr>
       </w:pPr>
     </w:p>
     <w:tbl>
@@ -1771,6 +2067,10 @@
           <w:p>
             <w:pPr>
               <w:bidi/>
+              <w:rPr>
+                <w:rtl/>
+                <w:lang w:val="en-US" w:bidi="ar-SA"/>
+              </w:rPr>
             </w:pPr>
             <w:r/>
             <w:r>
@@ -1778,6 +2078,8 @@
                 <w:rFonts w:ascii="Times New Roman" w:hAnsi="Times New Roman" w:cs="Times New Roman"/>
                 <w:b/>
                 <w:sz w:val="28"/>
+                <w:rtl/>
+                <w:lang w:val="en-US" w:bidi="ar-SA"/>
               </w:rPr>
               <w:t>قضية الكالسيوم والفلور: تمرين (3)</w:t>
             </w:r>
@@ -1791,6 +2093,10 @@
           <w:p>
             <w:pPr>
               <w:bidi/>
+              <w:rPr>
+                <w:rtl/>
+                <w:lang w:val="en-US" w:bidi="ar-SA"/>
+              </w:rPr>
             </w:pPr>
             <w:r/>
             <w:r>
@@ -1798,6 +2104,8 @@
                 <w:rFonts w:ascii="Times New Roman" w:hAnsi="Times New Roman" w:cs="Times New Roman"/>
                 <w:b/>
                 <w:sz w:val="28"/>
+                <w:rtl/>
+                <w:lang w:val="en-US" w:bidi="ar-SA"/>
               </w:rPr>
               <w:t>النشاط رقم 4</w:t>
             </w:r>
@@ -1813,6 +2121,10 @@
           <w:p>
             <w:pPr>
               <w:bidi/>
+              <w:rPr>
+                <w:rtl/>
+                <w:lang w:val="en-US" w:bidi="ar-SA"/>
+              </w:rPr>
             </w:pPr>
             <w:r/>
             <w:r>
@@ -1820,6 +2132,8 @@
                 <w:rFonts w:ascii="Times New Roman" w:hAnsi="Times New Roman" w:cs="Times New Roman"/>
                 <w:b w:val="0"/>
                 <w:sz w:val="28"/>
+                <w:rtl/>
+                <w:lang w:val="en-US" w:bidi="ar-SA"/>
               </w:rPr>
               <w:t>استراتيجية: (المحقق العلمي، السبب والنتيجة)</w:t>
             </w:r>
@@ -1827,12 +2141,18 @@
           <w:p>
             <w:pPr>
               <w:bidi/>
+              <w:rPr>
+                <w:rtl/>
+                <w:lang w:val="en-US" w:bidi="ar-SA"/>
+              </w:rPr>
             </w:pPr>
             <w:r>
               <w:rPr>
                 <w:rFonts w:ascii="Times New Roman" w:hAnsi="Times New Roman" w:cs="Times New Roman"/>
                 <w:b w:val="0"/>
                 <w:sz w:val="28"/>
+                <w:rtl/>
+                <w:lang w:val="en-US" w:bidi="ar-SA"/>
               </w:rPr>
               <w:t xml:space="preserve">يحقق الهدف المهاري 2، 4 والهدف المعرفي 4          10د   </w:t>
             </w:r>
@@ -1893,6 +2213,10 @@
           <w:p>
             <w:pPr>
               <w:bidi/>
+              <w:rPr>
+                <w:rtl/>
+                <w:lang w:val="en-US" w:bidi="ar-SA"/>
+              </w:rPr>
             </w:pPr>
             <w:r/>
             <w:r>
@@ -1900,6 +2224,8 @@
                 <w:rFonts w:ascii="Times New Roman" w:hAnsi="Times New Roman" w:cs="Times New Roman"/>
                 <w:b w:val="0"/>
                 <w:sz w:val="28"/>
+                <w:rtl/>
+                <w:lang w:val="en-US" w:bidi="ar-SA"/>
               </w:rPr>
               <w:t>أطلب من المجموعات حل تمرين (3): تمثيل الترتيب النقطي لارتباط الكالسيوم مع الفلور، ثم كتابة نوع الرابطة واسم المركب الناتج CaF₂.</w:t>
             </w:r>
@@ -1907,12 +2233,18 @@
           <w:p>
             <w:pPr>
               <w:bidi/>
+              <w:rPr>
+                <w:rtl/>
+                <w:lang w:val="en-US" w:bidi="ar-SA"/>
+              </w:rPr>
             </w:pPr>
             <w:r>
               <w:rPr>
                 <w:rFonts w:ascii="Times New Roman" w:hAnsi="Times New Roman" w:cs="Times New Roman"/>
                 <w:b w:val="0"/>
                 <w:sz w:val="28"/>
+                <w:rtl/>
+                <w:lang w:val="en-US" w:bidi="ar-SA"/>
               </w:rPr>
               <w:t>أعرض المثال (5) نيتريد الليثيوم Li₃N، وأسأل: لماذا نحتاج ثلاث ذرات ليثيوم لذرة نيتروجين واحدة؟ ثم أستنتج مع الطالبات السبب والنتيجة.</w:t>
             </w:r>
@@ -1923,6 +2255,10 @@
     <w:p>
       <w:pPr>
         <w:bidi/>
+        <w:rPr>
+          <w:rtl/>
+          <w:lang w:val="en-US" w:bidi="ar-SA"/>
+        </w:rPr>
       </w:pPr>
     </w:p>
     <w:tbl>
@@ -1944,6 +2280,10 @@
           <w:p>
             <w:pPr>
               <w:bidi/>
+              <w:rPr>
+                <w:rtl/>
+                <w:lang w:val="en-US" w:bidi="ar-SA"/>
+              </w:rPr>
             </w:pPr>
             <w:r/>
             <w:r>
@@ -1951,6 +2291,8 @@
                 <w:rFonts w:ascii="Times New Roman" w:hAnsi="Times New Roman" w:cs="Times New Roman"/>
                 <w:b/>
                 <w:sz w:val="28"/>
+                <w:rtl/>
+                <w:lang w:val="en-US" w:bidi="ar-SA"/>
               </w:rPr>
               <w:t>المرحلة الثالثة: التعمق والتقييم</w:t>
             </w:r>
@@ -1961,6 +2303,10 @@
     <w:p>
       <w:pPr>
         <w:bidi/>
+        <w:rPr>
+          <w:rtl/>
+          <w:lang w:val="en-US" w:bidi="ar-SA"/>
+        </w:rPr>
       </w:pPr>
     </w:p>
     <w:tbl>
@@ -1982,6 +2328,10 @@
           <w:p>
             <w:pPr>
               <w:bidi/>
+              <w:rPr>
+                <w:rtl/>
+                <w:lang w:val="en-US" w:bidi="ar-SA"/>
+              </w:rPr>
             </w:pPr>
             <w:r/>
             <w:r>
@@ -1989,6 +2339,8 @@
                 <w:rFonts w:ascii="Times New Roman" w:hAnsi="Times New Roman" w:cs="Times New Roman"/>
                 <w:b/>
                 <w:sz w:val="28"/>
+                <w:rtl/>
+                <w:lang w:val="en-US" w:bidi="ar-SA"/>
               </w:rPr>
               <w:t>التقويم الصفي: تكوين كلوريد المغنيسيوم</w:t>
             </w:r>
@@ -2003,6 +2355,10 @@
           <w:p>
             <w:pPr>
               <w:bidi/>
+              <w:rPr>
+                <w:rtl/>
+                <w:lang w:val="en-US" w:bidi="ar-SA"/>
+              </w:rPr>
             </w:pPr>
             <w:r/>
             <w:r>
@@ -2010,6 +2366,8 @@
                 <w:rFonts w:ascii="Times New Roman" w:hAnsi="Times New Roman" w:cs="Times New Roman"/>
                 <w:b w:val="0"/>
                 <w:sz w:val="28"/>
+                <w:rtl/>
+                <w:lang w:val="en-US" w:bidi="ar-SA"/>
               </w:rPr>
               <w:t>أطلب من كل مجموعة تمثيل تكوّن MgCl₂ بالترتيب النقطي والتحقق من مجموع الشحنات، ثم تحل الطالبات بصورة فردية تمرين (3) صفحة 119 إن لم يُنجز.</w:t>
             </w:r>
@@ -2017,12 +2375,18 @@
           <w:p>
             <w:pPr>
               <w:bidi/>
+              <w:rPr>
+                <w:rtl/>
+                <w:lang w:val="en-US" w:bidi="ar-SA"/>
+              </w:rPr>
             </w:pPr>
             <w:r>
               <w:rPr>
                 <w:rFonts w:ascii="Times New Roman" w:hAnsi="Times New Roman" w:cs="Times New Roman"/>
                 <w:b w:val="0"/>
                 <w:sz w:val="28"/>
+                <w:rtl/>
+                <w:lang w:val="en-US" w:bidi="ar-SA"/>
               </w:rPr>
               <w:t>الزمن: 5 د</w:t>
             </w:r>
@@ -2030,12 +2394,18 @@
           <w:p>
             <w:pPr>
               <w:bidi/>
+              <w:rPr>
+                <w:rtl/>
+                <w:lang w:val="en-US" w:bidi="ar-SA"/>
+              </w:rPr>
             </w:pPr>
             <w:r>
               <w:rPr>
                 <w:rFonts w:ascii="Times New Roman" w:hAnsi="Times New Roman" w:cs="Times New Roman"/>
                 <w:b w:val="0"/>
                 <w:sz w:val="28"/>
+                <w:rtl/>
+                <w:lang w:val="en-US" w:bidi="ar-SA"/>
               </w:rPr>
               <w:t>تذكرة خروج: اكتب صيغة كبريتيد الصوديوم بعد تطبيق طريقة التبادل. (Na₂S)</w:t>
             </w:r>
@@ -2046,6 +2416,10 @@
     <w:p>
       <w:pPr>
         <w:bidi/>
+        <w:rPr>
+          <w:rtl/>
+          <w:lang w:val="en-US" w:bidi="ar-SA"/>
+        </w:rPr>
       </w:pPr>
     </w:p>
     <w:tbl>
@@ -2066,6 +2440,10 @@
           <w:p>
             <w:pPr>
               <w:bidi/>
+              <w:rPr>
+                <w:rtl/>
+                <w:lang w:val="en-US" w:bidi="ar-SA"/>
+              </w:rPr>
             </w:pPr>
             <w:r/>
             <w:r>
@@ -2073,6 +2451,8 @@
                 <w:rFonts w:ascii="Times New Roman" w:hAnsi="Times New Roman" w:cs="Times New Roman"/>
                 <w:b w:val="0"/>
                 <w:sz w:val="28"/>
+                <w:rtl/>
+                <w:lang w:val="en-US" w:bidi="ar-SA"/>
               </w:rPr>
               <w:t>التقويم اللاصفي: حل تمرين (2) صفحة 116 كاملًا، ومراجعة الصيغ الكيميائية للمركبات الأيونية في الدرس.</w:t>
             </w:r>
@@ -2083,6 +2463,10 @@
     <w:p>
       <w:pPr>
         <w:bidi/>
+        <w:rPr>
+          <w:rtl/>
+          <w:lang w:val="en-US" w:bidi="ar-SA"/>
+        </w:rPr>
       </w:pPr>
     </w:p>
     <w:tbl>
@@ -2104,6 +2488,10 @@
           <w:p>
             <w:pPr>
               <w:bidi/>
+              <w:rPr>
+                <w:rtl/>
+                <w:lang w:val="en-US" w:bidi="ar-SA"/>
+              </w:rPr>
             </w:pPr>
             <w:r/>
             <w:r>
@@ -2111,6 +2499,8 @@
                 <w:rFonts w:ascii="Times New Roman" w:hAnsi="Times New Roman" w:cs="Times New Roman"/>
                 <w:b/>
                 <w:sz w:val="28"/>
+                <w:rtl/>
+                <w:lang w:val="en-US" w:bidi="ar-SA"/>
               </w:rPr>
               <w:t>التأمل الانعكاسي</w:t>
             </w:r>
@@ -2121,6 +2511,10 @@
     <w:p>
       <w:pPr>
         <w:bidi/>
+        <w:rPr>
+          <w:rtl/>
+          <w:lang w:val="en-US" w:bidi="ar-SA"/>
+        </w:rPr>
       </w:pPr>
     </w:p>
     <w:tbl>
@@ -2143,6 +2537,10 @@
           <w:p>
             <w:pPr>
               <w:bidi/>
+              <w:rPr>
+                <w:rtl/>
+                <w:lang w:val="en-US" w:bidi="ar-SA"/>
+              </w:rPr>
             </w:pPr>
             <w:r/>
             <w:r>
@@ -2150,6 +2548,8 @@
                 <w:rFonts w:ascii="Times New Roman" w:hAnsi="Times New Roman" w:cs="Times New Roman"/>
                 <w:b w:val="0"/>
                 <w:sz w:val="28"/>
+                <w:rtl/>
+                <w:lang w:val="en-US" w:bidi="ar-SA"/>
               </w:rPr>
               <w:t>ملاحظات...............................</w:t>
             </w:r>
@@ -2162,6 +2562,10 @@
           <w:p>
             <w:pPr>
               <w:bidi/>
+              <w:rPr>
+                <w:rtl/>
+                <w:lang w:val="en-US" w:bidi="ar-SA"/>
+              </w:rPr>
             </w:pPr>
             <w:r/>
             <w:r>
@@ -2169,6 +2573,8 @@
                 <w:rFonts w:ascii="Times New Roman" w:hAnsi="Times New Roman" w:cs="Times New Roman"/>
                 <w:b w:val="0"/>
                 <w:sz w:val="28"/>
+                <w:rtl/>
+                <w:lang w:val="en-US" w:bidi="ar-SA"/>
               </w:rPr>
               <w:t>☆ ☆ ☆ ☆ ☆</w:t>
             </w:r>
@@ -2182,6 +2588,10 @@
           <w:p>
             <w:pPr>
               <w:bidi/>
+              <w:rPr>
+                <w:rtl/>
+                <w:lang w:val="en-US" w:bidi="ar-SA"/>
+              </w:rPr>
             </w:pPr>
             <w:r/>
             <w:r>
@@ -2189,6 +2599,8 @@
                 <w:rFonts w:ascii="Times New Roman" w:hAnsi="Times New Roman" w:cs="Times New Roman"/>
                 <w:b/>
                 <w:sz w:val="28"/>
+                <w:rtl/>
+                <w:lang w:val="en-US" w:bidi="ar-SA"/>
               </w:rPr>
               <w:t>إعدادي الكتابي</w:t>
             </w:r>
@@ -2203,6 +2615,10 @@
           <w:p>
             <w:pPr>
               <w:bidi/>
+              <w:rPr>
+                <w:rtl/>
+                <w:lang w:val="en-US" w:bidi="ar-SA"/>
+              </w:rPr>
             </w:pPr>
             <w:r/>
             <w:r>
@@ -2210,6 +2626,8 @@
                 <w:rFonts w:ascii="Times New Roman" w:hAnsi="Times New Roman" w:cs="Times New Roman"/>
                 <w:b w:val="0"/>
                 <w:sz w:val="28"/>
+                <w:rtl/>
+                <w:lang w:val="en-US" w:bidi="ar-SA"/>
               </w:rPr>
               <w:t>ملاحظات...............................</w:t>
             </w:r>
@@ -2222,6 +2640,10 @@
           <w:p>
             <w:pPr>
               <w:bidi/>
+              <w:rPr>
+                <w:rtl/>
+                <w:lang w:val="en-US" w:bidi="ar-SA"/>
+              </w:rPr>
             </w:pPr>
             <w:r/>
             <w:r>
@@ -2229,6 +2651,8 @@
                 <w:rFonts w:ascii="Times New Roman" w:hAnsi="Times New Roman" w:cs="Times New Roman"/>
                 <w:b w:val="0"/>
                 <w:sz w:val="28"/>
+                <w:rtl/>
+                <w:lang w:val="en-US" w:bidi="ar-SA"/>
               </w:rPr>
               <w:t>☆ ☆ ☆ ☆ ☆</w:t>
             </w:r>
@@ -2242,6 +2666,10 @@
           <w:p>
             <w:pPr>
               <w:bidi/>
+              <w:rPr>
+                <w:rtl/>
+                <w:lang w:val="en-US" w:bidi="ar-SA"/>
+              </w:rPr>
             </w:pPr>
             <w:r/>
             <w:r>
@@ -2249,6 +2677,8 @@
                 <w:rFonts w:ascii="Times New Roman" w:hAnsi="Times New Roman" w:cs="Times New Roman"/>
                 <w:b/>
                 <w:sz w:val="28"/>
+                <w:rtl/>
+                <w:lang w:val="en-US" w:bidi="ar-SA"/>
               </w:rPr>
               <w:t>أدائي داخل الحصة</w:t>
             </w:r>
@@ -2263,6 +2693,10 @@
           <w:p>
             <w:pPr>
               <w:bidi/>
+              <w:rPr>
+                <w:rtl/>
+                <w:lang w:val="en-US" w:bidi="ar-SA"/>
+              </w:rPr>
             </w:pPr>
             <w:r/>
             <w:r>
@@ -2270,6 +2704,8 @@
                 <w:rFonts w:ascii="Times New Roman" w:hAnsi="Times New Roman" w:cs="Times New Roman"/>
                 <w:b w:val="0"/>
                 <w:sz w:val="28"/>
+                <w:rtl/>
+                <w:lang w:val="en-US" w:bidi="ar-SA"/>
               </w:rPr>
               <w:t>ملاحظات...............................</w:t>
             </w:r>
@@ -2282,6 +2718,10 @@
           <w:p>
             <w:pPr>
               <w:bidi/>
+              <w:rPr>
+                <w:rtl/>
+                <w:lang w:val="en-US" w:bidi="ar-SA"/>
+              </w:rPr>
             </w:pPr>
             <w:r/>
             <w:r>
@@ -2289,6 +2729,8 @@
                 <w:rFonts w:ascii="Times New Roman" w:hAnsi="Times New Roman" w:cs="Times New Roman"/>
                 <w:b w:val="0"/>
                 <w:sz w:val="28"/>
+                <w:rtl/>
+                <w:lang w:val="en-US" w:bidi="ar-SA"/>
               </w:rPr>
               <w:t>☆ ☆ ☆ ☆ ☆</w:t>
             </w:r>
@@ -2302,6 +2744,10 @@
           <w:p>
             <w:pPr>
               <w:bidi/>
+              <w:rPr>
+                <w:rtl/>
+                <w:lang w:val="en-US" w:bidi="ar-SA"/>
+              </w:rPr>
             </w:pPr>
             <w:r/>
             <w:r>
@@ -2309,6 +2755,8 @@
                 <w:rFonts w:ascii="Times New Roman" w:hAnsi="Times New Roman" w:cs="Times New Roman"/>
                 <w:b/>
                 <w:sz w:val="28"/>
+                <w:rtl/>
+                <w:lang w:val="en-US" w:bidi="ar-SA"/>
               </w:rPr>
               <w:t>مدى تنوع الأنشطة</w:t>
             </w:r>
@@ -2323,6 +2771,10 @@
           <w:p>
             <w:pPr>
               <w:bidi/>
+              <w:rPr>
+                <w:rtl/>
+                <w:lang w:val="en-US" w:bidi="ar-SA"/>
+              </w:rPr>
             </w:pPr>
             <w:r/>
             <w:r>
@@ -2330,6 +2782,8 @@
                 <w:rFonts w:ascii="Times New Roman" w:hAnsi="Times New Roman" w:cs="Times New Roman"/>
                 <w:b w:val="0"/>
                 <w:sz w:val="28"/>
+                <w:rtl/>
+                <w:lang w:val="en-US" w:bidi="ar-SA"/>
               </w:rPr>
               <w:t>ملاحظات...............................</w:t>
             </w:r>
@@ -2342,6 +2796,10 @@
           <w:p>
             <w:pPr>
               <w:bidi/>
+              <w:rPr>
+                <w:rtl/>
+                <w:lang w:val="en-US" w:bidi="ar-SA"/>
+              </w:rPr>
             </w:pPr>
             <w:r/>
             <w:r>
@@ -2349,6 +2807,8 @@
                 <w:rFonts w:ascii="Times New Roman" w:hAnsi="Times New Roman" w:cs="Times New Roman"/>
                 <w:b w:val="0"/>
                 <w:sz w:val="28"/>
+                <w:rtl/>
+                <w:lang w:val="en-US" w:bidi="ar-SA"/>
               </w:rPr>
               <w:t>☆ ☆ ☆ ☆ ☆</w:t>
             </w:r>
@@ -2362,6 +2822,10 @@
           <w:p>
             <w:pPr>
               <w:bidi/>
+              <w:rPr>
+                <w:rtl/>
+                <w:lang w:val="en-US" w:bidi="ar-SA"/>
+              </w:rPr>
             </w:pPr>
             <w:r/>
             <w:r>
@@ -2369,6 +2833,8 @@
                 <w:rFonts w:ascii="Times New Roman" w:hAnsi="Times New Roman" w:cs="Times New Roman"/>
                 <w:b/>
                 <w:sz w:val="28"/>
+                <w:rtl/>
+                <w:lang w:val="en-US" w:bidi="ar-SA"/>
               </w:rPr>
               <w:t>تفاعل المتعلمات</w:t>
             </w:r>
@@ -2383,6 +2849,10 @@
           <w:p>
             <w:pPr>
               <w:bidi/>
+              <w:rPr>
+                <w:rtl/>
+                <w:lang w:val="en-US" w:bidi="ar-SA"/>
+              </w:rPr>
             </w:pPr>
             <w:r/>
             <w:r>
@@ -2390,6 +2860,8 @@
                 <w:rFonts w:ascii="Times New Roman" w:hAnsi="Times New Roman" w:cs="Times New Roman"/>
                 <w:b w:val="0"/>
                 <w:sz w:val="28"/>
+                <w:rtl/>
+                <w:lang w:val="en-US" w:bidi="ar-SA"/>
               </w:rPr>
               <w:t>ملاحظات...............................</w:t>
             </w:r>
@@ -2402,6 +2874,10 @@
           <w:p>
             <w:pPr>
               <w:bidi/>
+              <w:rPr>
+                <w:rtl/>
+                <w:lang w:val="en-US" w:bidi="ar-SA"/>
+              </w:rPr>
             </w:pPr>
             <w:r/>
             <w:r>
@@ -2409,6 +2885,8 @@
                 <w:rFonts w:ascii="Times New Roman" w:hAnsi="Times New Roman" w:cs="Times New Roman"/>
                 <w:b w:val="0"/>
                 <w:sz w:val="28"/>
+                <w:rtl/>
+                <w:lang w:val="en-US" w:bidi="ar-SA"/>
               </w:rPr>
               <w:t>☆ ☆ ☆ ☆ ☆</w:t>
             </w:r>
@@ -2422,6 +2900,10 @@
           <w:p>
             <w:pPr>
               <w:bidi/>
+              <w:rPr>
+                <w:rtl/>
+                <w:lang w:val="en-US" w:bidi="ar-SA"/>
+              </w:rPr>
             </w:pPr>
             <w:r/>
             <w:r>
@@ -2429,6 +2911,8 @@
                 <w:rFonts w:ascii="Times New Roman" w:hAnsi="Times New Roman" w:cs="Times New Roman"/>
                 <w:b/>
                 <w:sz w:val="28"/>
+                <w:rtl/>
+                <w:lang w:val="en-US" w:bidi="ar-SA"/>
               </w:rPr>
               <w:t>تطبيق التقويم</w:t>
             </w:r>
@@ -2439,6 +2923,10 @@
     <w:p>
       <w:pPr>
         <w:bidi/>
+        <w:rPr>
+          <w:rtl/>
+          <w:lang w:val="en-US" w:bidi="ar-SA"/>
+        </w:rPr>
       </w:pPr>
     </w:p>
     <w:sectPr>

--- a/lesson-plans/5-الرابطة-الأيونية-الترتيب-النقطي-للمركبات.docx
+++ b/lesson-plans/5-الرابطة-الأيونية-الترتيب-النقطي-للمركبات.docx
@@ -1215,7 +1215,7 @@
                 <w:rtl/>
                 <w:lang w:val="en-US" w:bidi="ar-SA"/>
               </w:rPr>
-              <w:t>الكتاب المدرسي – البطاقات التشجيعية – الشاشة الذكية – الجدول الدوري – الكتاب الحي (index.html) على أجهزة الطالبات أو الشاشة الذكية</w:t>
+              <w:t>الكتاب المدرسي – البطاقات التشجيعية – الشاشة الذكية – الكتاب ثلاثي الأبعاد</w:t>
             </w:r>
           </w:p>
         </w:tc>
@@ -1268,7 +1268,7 @@
                 <w:rtl/>
                 <w:lang w:val="en-US" w:bidi="ar-SA"/>
               </w:rPr>
-              <w:t>مجموعات من 4-5 متعلمات على شكل حرف U</w:t>
+              <w:t>مجموعات من 4 إلى 5 متعلمات على شكل حرف U</w:t>
             </w:r>
           </w:p>
         </w:tc>
